--- a/1lab/1LAB .docx
+++ b/1lab/1LAB .docx
@@ -1058,7 +1058,7 @@
         <w:ind w:left="0" w:firstLine="709"/>
         <w:rPr>
           <w:rFonts w:ascii="Times New Roman" w:hAnsi="Times New Roman" w:cs="Times New Roman"/>
-          <w:b/>
+          <w:bCs/>
           <w:sz w:val="28"/>
         </w:rPr>
       </w:pPr>
@@ -1086,6 +1086,57 @@
           <w:sz w:val="28"/>
         </w:rPr>
         <w:t>научиться проверять готовность среды Python, создавать и запускать программы в VS Code и Zed, использовать переменные, арифметические операции, консольный ввод и форматированный вывод, а также исследовать выполнение программы с помощью отладчика.</w:t>
+      </w:r>
+    </w:p>
+    <w:p>
+      <w:pPr>
+        <w:pStyle w:val="a3"/>
+        <w:spacing w:after="0" w:line="360" w:lineRule="auto"/>
+        <w:ind w:left="0" w:firstLine="709"/>
+        <w:rPr>
+          <w:rFonts w:ascii="Times New Roman" w:hAnsi="Times New Roman" w:cs="Times New Roman"/>
+          <w:b/>
+          <w:sz w:val="28"/>
+        </w:rPr>
+      </w:pPr>
+      <w:r>
+        <w:rPr>
+          <w:rFonts w:ascii="Times New Roman" w:hAnsi="Times New Roman" w:cs="Times New Roman"/>
+          <w:bCs/>
+          <w:sz w:val="28"/>
+        </w:rPr>
+        <w:t xml:space="preserve">Ссылка на </w:t>
+      </w:r>
+      <w:r>
+        <w:rPr>
+          <w:rFonts w:ascii="Times New Roman" w:hAnsi="Times New Roman" w:cs="Times New Roman"/>
+          <w:bCs/>
+          <w:sz w:val="28"/>
+          <w:lang w:val="en-US"/>
+        </w:rPr>
+        <w:t>GitHub</w:t>
+      </w:r>
+      <w:r>
+        <w:rPr>
+          <w:rFonts w:ascii="Times New Roman" w:hAnsi="Times New Roman" w:cs="Times New Roman"/>
+          <w:bCs/>
+          <w:sz w:val="28"/>
+        </w:rPr>
+        <w:t>:</w:t>
+      </w:r>
+      <w:r>
+        <w:t xml:space="preserve"> </w:t>
+      </w:r>
+      <w:r>
+        <w:t xml:space="preserve"> </w:t>
+      </w:r>
+      <w:r>
+        <w:rPr>
+          <w:rFonts w:ascii="Times New Roman" w:hAnsi="Times New Roman" w:cs="Times New Roman"/>
+          <w:bCs/>
+          <w:sz w:val="28"/>
+        </w:rPr>
+        <w:t>https://github.com/1SGD1/Gord_lab_py/tree/main</w:t>
       </w:r>
     </w:p>
     <w:p>

--- a/1lab/1LAB .docx
+++ b/1lab/1LAB .docx
@@ -373,8 +373,18 @@
           <w:b/>
           <w:sz w:val="28"/>
         </w:rPr>
-        <w:t>Основы Python и работа в VS Code и Zed</w:t>
-      </w:r>
+        <w:t xml:space="preserve">Основы Python и работа в VS Code и </w:t>
+      </w:r>
+      <w:proofErr w:type="spellStart"/>
+      <w:r>
+        <w:rPr>
+          <w:rFonts w:ascii="Times New Roman" w:eastAsia="Times New Roman" w:hAnsi="Times New Roman" w:cs="Times New Roman"/>
+          <w:b/>
+          <w:sz w:val="28"/>
+        </w:rPr>
+        <w:t>Zed</w:t>
+      </w:r>
+      <w:proofErr w:type="spellEnd"/>
       <w:r>
         <w:rPr>
           <w:rFonts w:ascii="Times New Roman" w:hAnsi="Times New Roman" w:cs="Times New Roman"/>
@@ -679,7 +689,27 @@
                 <w:sz w:val="28"/>
                 <w:szCs w:val="28"/>
               </w:rPr>
-              <w:t>Гордиенко С.Д.  «   »_________20__г. </w:t>
+              <w:t xml:space="preserve">Гордиенко С.Д.  </w:t>
+            </w:r>
+            <w:proofErr w:type="gramStart"/>
+            <w:r>
+              <w:rPr>
+                <w:rFonts w:ascii="Times New Roman" w:eastAsia="Times New Roman" w:hAnsi="Times New Roman" w:cs="Times New Roman"/>
+                <w:kern w:val="2"/>
+                <w:sz w:val="28"/>
+                <w:szCs w:val="28"/>
+              </w:rPr>
+              <w:t>«  </w:t>
+            </w:r>
+            <w:proofErr w:type="gramEnd"/>
+            <w:r>
+              <w:rPr>
+                <w:rFonts w:ascii="Times New Roman" w:eastAsia="Times New Roman" w:hAnsi="Times New Roman" w:cs="Times New Roman"/>
+                <w:kern w:val="2"/>
+                <w:sz w:val="28"/>
+                <w:szCs w:val="28"/>
+              </w:rPr>
+              <w:t xml:space="preserve"> »_________20__г. </w:t>
             </w:r>
           </w:p>
         </w:tc>
@@ -755,7 +785,27 @@
                 <w:sz w:val="28"/>
                 <w:szCs w:val="28"/>
               </w:rPr>
-              <w:t>Работа защищена «   »____________20__г. </w:t>
+              <w:t xml:space="preserve">Работа защищена </w:t>
+            </w:r>
+            <w:proofErr w:type="gramStart"/>
+            <w:r>
+              <w:rPr>
+                <w:rFonts w:ascii="Times New Roman" w:eastAsia="Times New Roman" w:hAnsi="Times New Roman" w:cs="Times New Roman"/>
+                <w:kern w:val="2"/>
+                <w:sz w:val="28"/>
+                <w:szCs w:val="28"/>
+              </w:rPr>
+              <w:t>«  </w:t>
+            </w:r>
+            <w:proofErr w:type="gramEnd"/>
+            <w:r>
+              <w:rPr>
+                <w:rFonts w:ascii="Times New Roman" w:eastAsia="Times New Roman" w:hAnsi="Times New Roman" w:cs="Times New Roman"/>
+                <w:kern w:val="2"/>
+                <w:sz w:val="28"/>
+                <w:szCs w:val="28"/>
+              </w:rPr>
+              <w:t xml:space="preserve"> »____________20__г. </w:t>
             </w:r>
           </w:p>
         </w:tc>
@@ -795,6 +845,7 @@
               </w:rPr>
               <w:t xml:space="preserve">Проверила </w:t>
             </w:r>
+            <w:proofErr w:type="spellStart"/>
             <w:r>
               <w:rPr>
                 <w:rFonts w:ascii="Times New Roman" w:hAnsi="Times New Roman" w:cs="Times New Roman"/>
@@ -803,6 +854,7 @@
               </w:rPr>
               <w:t>Хацукова</w:t>
             </w:r>
+            <w:proofErr w:type="spellEnd"/>
             <w:r>
               <w:rPr>
                 <w:rFonts w:ascii="Times New Roman" w:eastAsia="Times New Roman" w:hAnsi="Times New Roman" w:cs="Times New Roman"/>
@@ -1056,6 +1108,7 @@
         <w:pStyle w:val="a3"/>
         <w:spacing w:after="0" w:line="360" w:lineRule="auto"/>
         <w:ind w:left="0" w:firstLine="709"/>
+        <w:jc w:val="both"/>
         <w:rPr>
           <w:rFonts w:ascii="Times New Roman" w:hAnsi="Times New Roman" w:cs="Times New Roman"/>
           <w:bCs/>
@@ -1085,7 +1138,25 @@
           <w:bCs/>
           <w:sz w:val="28"/>
         </w:rPr>
-        <w:t>научиться проверять готовность среды Python, создавать и запускать программы в VS Code и Zed, использовать переменные, арифметические операции, консольный ввод и форматированный вывод, а также исследовать выполнение программы с помощью отладчика.</w:t>
+        <w:t xml:space="preserve">научиться проверять готовность среды Python, создавать и запускать программы в VS Code и </w:t>
+      </w:r>
+      <w:proofErr w:type="spellStart"/>
+      <w:r>
+        <w:rPr>
+          <w:rFonts w:ascii="Times New Roman" w:hAnsi="Times New Roman" w:cs="Times New Roman"/>
+          <w:bCs/>
+          <w:sz w:val="28"/>
+        </w:rPr>
+        <w:t>Zed</w:t>
+      </w:r>
+      <w:proofErr w:type="spellEnd"/>
+      <w:r>
+        <w:rPr>
+          <w:rFonts w:ascii="Times New Roman" w:hAnsi="Times New Roman" w:cs="Times New Roman"/>
+          <w:bCs/>
+          <w:sz w:val="28"/>
+        </w:rPr>
+        <w:t>, использовать переменные, арифметические операции, консольный ввод и форматированный вывод, а также исследовать выполнение программы с помощью отладчика.</w:t>
       </w:r>
     </w:p>
     <w:p>
@@ -1107,6 +1178,7 @@
         </w:rPr>
         <w:t xml:space="preserve">Ссылка на </w:t>
       </w:r>
+      <w:proofErr w:type="gramStart"/>
       <w:r>
         <w:rPr>
           <w:rFonts w:ascii="Times New Roman" w:hAnsi="Times New Roman" w:cs="Times New Roman"/>
@@ -1138,6 +1210,7 @@
         </w:rPr>
         <w:t>https://github.com/1SGD1/Gord_lab_py/tree/main</w:t>
       </w:r>
+      <w:proofErr w:type="gramEnd"/>
     </w:p>
     <w:p>
       <w:pPr>
@@ -1216,7 +1289,57 @@
           <w:rFonts w:ascii="Times New Roman" w:hAnsi="Times New Roman" w:cs="Times New Roman"/>
           <w:sz w:val="28"/>
         </w:rPr>
-        <w:t>Приступаю к написанию программы. Считываю имя, возраст и город с помощью функции input(). Для возраста использую int(), так как по условию это целое число. Вывод оформляю через f-строки. Запускаю программу и ввожу тестовые данные.</w:t>
+        <w:t xml:space="preserve">Приступаю к написанию программы. Считываю имя, возраст и город с помощью функции </w:t>
+      </w:r>
+      <w:proofErr w:type="spellStart"/>
+      <w:proofErr w:type="gramStart"/>
+      <w:r>
+        <w:rPr>
+          <w:rFonts w:ascii="Times New Roman" w:hAnsi="Times New Roman" w:cs="Times New Roman"/>
+          <w:sz w:val="28"/>
+        </w:rPr>
+        <w:t>input</w:t>
+      </w:r>
+      <w:proofErr w:type="spellEnd"/>
+      <w:r>
+        <w:rPr>
+          <w:rFonts w:ascii="Times New Roman" w:hAnsi="Times New Roman" w:cs="Times New Roman"/>
+          <w:sz w:val="28"/>
+        </w:rPr>
+        <w:t>(</w:t>
+      </w:r>
+      <w:proofErr w:type="gramEnd"/>
+      <w:r>
+        <w:rPr>
+          <w:rFonts w:ascii="Times New Roman" w:hAnsi="Times New Roman" w:cs="Times New Roman"/>
+          <w:sz w:val="28"/>
+        </w:rPr>
+        <w:t xml:space="preserve">). Для возраста использую </w:t>
+      </w:r>
+      <w:proofErr w:type="spellStart"/>
+      <w:proofErr w:type="gramStart"/>
+      <w:r>
+        <w:rPr>
+          <w:rFonts w:ascii="Times New Roman" w:hAnsi="Times New Roman" w:cs="Times New Roman"/>
+          <w:sz w:val="28"/>
+        </w:rPr>
+        <w:t>int</w:t>
+      </w:r>
+      <w:proofErr w:type="spellEnd"/>
+      <w:r>
+        <w:rPr>
+          <w:rFonts w:ascii="Times New Roman" w:hAnsi="Times New Roman" w:cs="Times New Roman"/>
+          <w:sz w:val="28"/>
+        </w:rPr>
+        <w:t>(</w:t>
+      </w:r>
+      <w:proofErr w:type="gramEnd"/>
+      <w:r>
+        <w:rPr>
+          <w:rFonts w:ascii="Times New Roman" w:hAnsi="Times New Roman" w:cs="Times New Roman"/>
+          <w:sz w:val="28"/>
+        </w:rPr>
+        <w:t>), так как по условию это целое число. Вывод оформляю через f-строки. Запускаю программу и ввожу тестовые данные.</w:t>
       </w:r>
       <w:r>
         <w:rPr>
@@ -1499,6 +1622,7 @@
         </w:rPr>
         <w:t>.</w:t>
       </w:r>
+      <w:proofErr w:type="spellStart"/>
       <w:r>
         <w:rPr>
           <w:rFonts w:ascii="Times New Roman" w:hAnsi="Times New Roman" w:cs="Times New Roman"/>
@@ -1508,6 +1632,7 @@
         </w:rPr>
         <w:t>py</w:t>
       </w:r>
+      <w:proofErr w:type="spellEnd"/>
       <w:r>
         <w:rPr>
           <w:rFonts w:ascii="Times New Roman" w:hAnsi="Times New Roman" w:cs="Times New Roman"/>
@@ -1527,7 +1652,32 @@
           <w:rFonts w:ascii="Times New Roman" w:hAnsi="Times New Roman" w:cs="Times New Roman"/>
           <w:sz w:val="28"/>
         </w:rPr>
-        <w:t xml:space="preserve">Пишу программу: считываю ответ пользователя через input(), вычисляю правильный ответ 4 * 100 - 54. Вывожу оба значения с помощью f-строк. Запускаю программу и ввожу число </w:t>
+        <w:t xml:space="preserve">Пишу программу: считываю ответ пользователя через </w:t>
+      </w:r>
+      <w:proofErr w:type="spellStart"/>
+      <w:proofErr w:type="gramStart"/>
+      <w:r>
+        <w:rPr>
+          <w:rFonts w:ascii="Times New Roman" w:hAnsi="Times New Roman" w:cs="Times New Roman"/>
+          <w:sz w:val="28"/>
+        </w:rPr>
+        <w:t>input</w:t>
+      </w:r>
+      <w:proofErr w:type="spellEnd"/>
+      <w:r>
+        <w:rPr>
+          <w:rFonts w:ascii="Times New Roman" w:hAnsi="Times New Roman" w:cs="Times New Roman"/>
+          <w:sz w:val="28"/>
+        </w:rPr>
+        <w:t>(</w:t>
+      </w:r>
+      <w:proofErr w:type="gramEnd"/>
+      <w:r>
+        <w:rPr>
+          <w:rFonts w:ascii="Times New Roman" w:hAnsi="Times New Roman" w:cs="Times New Roman"/>
+          <w:sz w:val="28"/>
+        </w:rPr>
+        <w:t xml:space="preserve">), вычисляю правильный ответ 4 * 100 - 54. Вывожу оба значения с помощью f-строк. Запускаю программу и ввожу число </w:t>
       </w:r>
       <w:r>
         <w:rPr>
@@ -1773,6 +1923,7 @@
         </w:rPr>
         <w:t>.</w:t>
       </w:r>
+      <w:proofErr w:type="spellStart"/>
       <w:r>
         <w:rPr>
           <w:rFonts w:ascii="Times New Roman" w:hAnsi="Times New Roman" w:cs="Times New Roman"/>
@@ -1780,6 +1931,7 @@
         </w:rPr>
         <w:t>py</w:t>
       </w:r>
+      <w:proofErr w:type="spellEnd"/>
     </w:p>
     <w:p>
       <w:pPr>
@@ -1849,6 +2001,7 @@
         </w:rPr>
         <w:t>.</w:t>
       </w:r>
+      <w:proofErr w:type="spellStart"/>
       <w:r>
         <w:rPr>
           <w:rFonts w:ascii="Times New Roman" w:hAnsi="Times New Roman" w:cs="Times New Roman"/>
@@ -1858,6 +2011,7 @@
         </w:rPr>
         <w:t>py</w:t>
       </w:r>
+      <w:proofErr w:type="spellEnd"/>
       <w:r>
         <w:rPr>
           <w:rFonts w:ascii="Times New Roman" w:hAnsi="Times New Roman" w:cs="Times New Roman"/>
@@ -1872,7 +2026,53 @@
           <w:sz w:val="28"/>
           <w:szCs w:val="28"/>
         </w:rPr>
-        <w:t>Считываю четыре вещественных числа с помощью float(). Вычисляю отношение сумм (a + b) / (c + d). Для вывода результата с двумя знаками после запятой использую форматирование :.</w:t>
+        <w:t xml:space="preserve">Считываю четыре вещественных числа с помощью </w:t>
+      </w:r>
+      <w:proofErr w:type="spellStart"/>
+      <w:proofErr w:type="gramStart"/>
+      <w:r>
+        <w:rPr>
+          <w:rFonts w:ascii="Times New Roman" w:hAnsi="Times New Roman" w:cs="Times New Roman"/>
+          <w:sz w:val="28"/>
+          <w:szCs w:val="28"/>
+        </w:rPr>
+        <w:t>float</w:t>
+      </w:r>
+      <w:proofErr w:type="spellEnd"/>
+      <w:r>
+        <w:rPr>
+          <w:rFonts w:ascii="Times New Roman" w:hAnsi="Times New Roman" w:cs="Times New Roman"/>
+          <w:sz w:val="28"/>
+          <w:szCs w:val="28"/>
+        </w:rPr>
+        <w:t>(</w:t>
+      </w:r>
+      <w:proofErr w:type="gramEnd"/>
+      <w:r>
+        <w:rPr>
+          <w:rFonts w:ascii="Times New Roman" w:hAnsi="Times New Roman" w:cs="Times New Roman"/>
+          <w:sz w:val="28"/>
+          <w:szCs w:val="28"/>
+        </w:rPr>
+        <w:t xml:space="preserve">). Вычисляю отношение сумм (a + b) / (c + d). Для вывода результата с двумя знаками после запятой использую </w:t>
+      </w:r>
+      <w:proofErr w:type="gramStart"/>
+      <w:r>
+        <w:rPr>
+          <w:rFonts w:ascii="Times New Roman" w:hAnsi="Times New Roman" w:cs="Times New Roman"/>
+          <w:sz w:val="28"/>
+          <w:szCs w:val="28"/>
+        </w:rPr>
+        <w:t>форматирование :</w:t>
+      </w:r>
+      <w:proofErr w:type="gramEnd"/>
+      <w:r>
+        <w:rPr>
+          <w:rFonts w:ascii="Times New Roman" w:hAnsi="Times New Roman" w:cs="Times New Roman"/>
+          <w:sz w:val="28"/>
+          <w:szCs w:val="28"/>
+        </w:rPr>
+        <w:t>.</w:t>
       </w:r>
       <w:r>
         <w:rPr>
@@ -2222,6 +2422,7 @@
         </w:rPr>
         <w:t>.</w:t>
       </w:r>
+      <w:proofErr w:type="spellStart"/>
       <w:r>
         <w:rPr>
           <w:rFonts w:ascii="Times New Roman" w:hAnsi="Times New Roman" w:cs="Times New Roman"/>
@@ -2229,6 +2430,7 @@
         </w:rPr>
         <w:t>py</w:t>
       </w:r>
+      <w:proofErr w:type="spellEnd"/>
       <w:r>
         <w:rPr>
           <w:rFonts w:ascii="Times New Roman" w:hAnsi="Times New Roman" w:cs="Times New Roman"/>
@@ -2276,7 +2478,32 @@
           <w:rFonts w:ascii="Times New Roman" w:hAnsi="Times New Roman" w:cs="Times New Roman"/>
           <w:sz w:val="28"/>
         </w:rPr>
-        <w:t>Считываю два вещественных числа a и b с помощью float(). Вычисляю их сумму, разность, произведение и частное. Для вывода каждого результата с двумя знаками после запятой использую форматирование:.2f. Запускаю программу на тестовых данных 6 и 2.</w:t>
+        <w:t xml:space="preserve">Считываю два вещественных числа a и b с помощью </w:t>
+      </w:r>
+      <w:proofErr w:type="spellStart"/>
+      <w:proofErr w:type="gramStart"/>
+      <w:r>
+        <w:rPr>
+          <w:rFonts w:ascii="Times New Roman" w:hAnsi="Times New Roman" w:cs="Times New Roman"/>
+          <w:sz w:val="28"/>
+        </w:rPr>
+        <w:t>float</w:t>
+      </w:r>
+      <w:proofErr w:type="spellEnd"/>
+      <w:r>
+        <w:rPr>
+          <w:rFonts w:ascii="Times New Roman" w:hAnsi="Times New Roman" w:cs="Times New Roman"/>
+          <w:sz w:val="28"/>
+        </w:rPr>
+        <w:t>(</w:t>
+      </w:r>
+      <w:proofErr w:type="gramEnd"/>
+      <w:r>
+        <w:rPr>
+          <w:rFonts w:ascii="Times New Roman" w:hAnsi="Times New Roman" w:cs="Times New Roman"/>
+          <w:sz w:val="28"/>
+        </w:rPr>
+        <w:t>). Вычисляю их сумму, разность, произведение и частное. Для вывода каждого результата с двумя знаками после запятой использую форматирование:.2f. Запускаю программу на тестовых данных 6 и 2.</w:t>
       </w:r>
       <w:r>
         <w:rPr>
@@ -2573,7 +2800,32 @@
           <w:rFonts w:ascii="Times New Roman" w:hAnsi="Times New Roman" w:cs="Times New Roman"/>
           <w:sz w:val="28"/>
         </w:rPr>
-        <w:t>Считываю четыре цифры через int(). Реализую сложение «в столбик</w:t>
+        <w:t xml:space="preserve">Считываю четыре цифры через </w:t>
+      </w:r>
+      <w:proofErr w:type="spellStart"/>
+      <w:proofErr w:type="gramStart"/>
+      <w:r>
+        <w:rPr>
+          <w:rFonts w:ascii="Times New Roman" w:hAnsi="Times New Roman" w:cs="Times New Roman"/>
+          <w:sz w:val="28"/>
+        </w:rPr>
+        <w:t>int</w:t>
+      </w:r>
+      <w:proofErr w:type="spellEnd"/>
+      <w:r>
+        <w:rPr>
+          <w:rFonts w:ascii="Times New Roman" w:hAnsi="Times New Roman" w:cs="Times New Roman"/>
+          <w:sz w:val="28"/>
+        </w:rPr>
+        <w:t>(</w:t>
+      </w:r>
+      <w:proofErr w:type="gramEnd"/>
+      <w:r>
+        <w:rPr>
+          <w:rFonts w:ascii="Times New Roman" w:hAnsi="Times New Roman" w:cs="Times New Roman"/>
+          <w:sz w:val="28"/>
+        </w:rPr>
+        <w:t>). Реализую сложение «в столбик</w:t>
       </w:r>
       <w:r>
         <w:rPr>
@@ -2901,7 +3153,23 @@
           <w:rFonts w:ascii="Times New Roman" w:hAnsi="Times New Roman" w:cs="Times New Roman"/>
           <w:sz w:val="28"/>
         </w:rPr>
-        <w:t>1. Чем отличаются редактор и интерпретатор? Как обеспечивается поддержка Python в VS Code и Zed?</w:t>
+        <w:t xml:space="preserve">1. Чем отличаются редактор и интерпретатор? Как обеспечивается поддержка Python в VS Code и </w:t>
+      </w:r>
+      <w:proofErr w:type="spellStart"/>
+      <w:r>
+        <w:rPr>
+          <w:rFonts w:ascii="Times New Roman" w:hAnsi="Times New Roman" w:cs="Times New Roman"/>
+          <w:sz w:val="28"/>
+        </w:rPr>
+        <w:t>Zed</w:t>
+      </w:r>
+      <w:proofErr w:type="spellEnd"/>
+      <w:r>
+        <w:rPr>
+          <w:rFonts w:ascii="Times New Roman" w:hAnsi="Times New Roman" w:cs="Times New Roman"/>
+          <w:sz w:val="28"/>
+        </w:rPr>
+        <w:t>?</w:t>
       </w:r>
     </w:p>
     <w:p>
@@ -2922,8 +3190,25 @@
           <w:rFonts w:ascii="Times New Roman" w:hAnsi="Times New Roman" w:cs="Times New Roman"/>
           <w:sz w:val="28"/>
         </w:rPr>
-        <w:t xml:space="preserve">Редактор (VS Code, Zed) </w:t>
-      </w:r>
+        <w:t xml:space="preserve">Редактор (VS Code, </w:t>
+      </w:r>
+      <w:proofErr w:type="spellStart"/>
+      <w:r>
+        <w:rPr>
+          <w:rFonts w:ascii="Times New Roman" w:hAnsi="Times New Roman" w:cs="Times New Roman"/>
+          <w:sz w:val="28"/>
+        </w:rPr>
+        <w:t>Zed</w:t>
+      </w:r>
+      <w:proofErr w:type="spellEnd"/>
+      <w:r>
+        <w:rPr>
+          <w:rFonts w:ascii="Times New Roman" w:hAnsi="Times New Roman" w:cs="Times New Roman"/>
+          <w:sz w:val="28"/>
+        </w:rPr>
+        <w:t xml:space="preserve">) </w:t>
+      </w:r>
+      <w:proofErr w:type="gramStart"/>
       <w:r>
         <w:rPr>
           <w:rFonts w:ascii="Times New Roman" w:hAnsi="Times New Roman" w:cs="Times New Roman"/>
@@ -2936,8 +3221,33 @@
           <w:rFonts w:ascii="Times New Roman" w:hAnsi="Times New Roman" w:cs="Times New Roman"/>
           <w:sz w:val="28"/>
         </w:rPr>
-        <w:t xml:space="preserve"> это программа для написания кода, он не выполняет код, а только помогает (подсветка, автодополнение). Интерпретатор (Python) </w:t>
-      </w:r>
+        <w:t xml:space="preserve"> это</w:t>
+      </w:r>
+      <w:proofErr w:type="gramEnd"/>
+      <w:r>
+        <w:rPr>
+          <w:rFonts w:ascii="Times New Roman" w:hAnsi="Times New Roman" w:cs="Times New Roman"/>
+          <w:sz w:val="28"/>
+        </w:rPr>
+        <w:t xml:space="preserve"> программа для написания кода, он не выполняет код, а только помогает (подсветка, </w:t>
+      </w:r>
+      <w:proofErr w:type="spellStart"/>
+      <w:r>
+        <w:rPr>
+          <w:rFonts w:ascii="Times New Roman" w:hAnsi="Times New Roman" w:cs="Times New Roman"/>
+          <w:sz w:val="28"/>
+        </w:rPr>
+        <w:t>автодополнение</w:t>
+      </w:r>
+      <w:proofErr w:type="spellEnd"/>
+      <w:r>
+        <w:rPr>
+          <w:rFonts w:ascii="Times New Roman" w:hAnsi="Times New Roman" w:cs="Times New Roman"/>
+          <w:sz w:val="28"/>
+        </w:rPr>
+        <w:t xml:space="preserve">). Интерпретатор (Python) </w:t>
+      </w:r>
+      <w:proofErr w:type="gramStart"/>
       <w:r>
         <w:rPr>
           <w:rFonts w:ascii="Times New Roman" w:hAnsi="Times New Roman" w:cs="Times New Roman"/>
@@ -2950,7 +3260,15 @@
           <w:rFonts w:ascii="Times New Roman" w:hAnsi="Times New Roman" w:cs="Times New Roman"/>
           <w:sz w:val="28"/>
         </w:rPr>
-        <w:t xml:space="preserve"> это программа, которая читает и выполняет код. Поддержка Python в редакторах обеспечивается через специальные расширения (плагины), которые связывают редактор с интерпретатором.</w:t>
+        <w:t xml:space="preserve"> это</w:t>
+      </w:r>
+      <w:proofErr w:type="gramEnd"/>
+      <w:r>
+        <w:rPr>
+          <w:rFonts w:ascii="Times New Roman" w:hAnsi="Times New Roman" w:cs="Times New Roman"/>
+          <w:sz w:val="28"/>
+        </w:rPr>
+        <w:t xml:space="preserve"> программа, которая читает и выполняет код. Поддержка Python в редакторах обеспечивается через специальные расширения (плагины), которые связывают редактор с интерпретатором.</w:t>
       </w:r>
     </w:p>
     <w:p>
@@ -3087,7 +3405,32 @@
           <w:rFonts w:ascii="Times New Roman" w:hAnsi="Times New Roman" w:cs="Times New Roman"/>
           <w:sz w:val="28"/>
         </w:rPr>
-        <w:t>3. Для чего создаётся .venv? Чем окружение проекта отличается от глобальной среды Python?</w:t>
+        <w:t xml:space="preserve">3. Для чего </w:t>
+      </w:r>
+      <w:proofErr w:type="gramStart"/>
+      <w:r>
+        <w:rPr>
+          <w:rFonts w:ascii="Times New Roman" w:hAnsi="Times New Roman" w:cs="Times New Roman"/>
+          <w:sz w:val="28"/>
+        </w:rPr>
+        <w:t>создаётся .</w:t>
+      </w:r>
+      <w:proofErr w:type="spellStart"/>
+      <w:r>
+        <w:rPr>
+          <w:rFonts w:ascii="Times New Roman" w:hAnsi="Times New Roman" w:cs="Times New Roman"/>
+          <w:sz w:val="28"/>
+        </w:rPr>
+        <w:t>venv</w:t>
+      </w:r>
+      <w:proofErr w:type="spellEnd"/>
+      <w:proofErr w:type="gramEnd"/>
+      <w:r>
+        <w:rPr>
+          <w:rFonts w:ascii="Times New Roman" w:hAnsi="Times New Roman" w:cs="Times New Roman"/>
+          <w:sz w:val="28"/>
+        </w:rPr>
+        <w:t>? Чем окружение проекта отличается от глобальной среды Python?</w:t>
       </w:r>
     </w:p>
     <w:p>
@@ -3103,12 +3446,55 @@
           <w:sz w:val="28"/>
         </w:rPr>
       </w:pPr>
-      <w:r>
-        <w:rPr>
-          <w:rFonts w:ascii="Times New Roman" w:hAnsi="Times New Roman" w:cs="Times New Roman"/>
-          <w:sz w:val="28"/>
-        </w:rPr>
-        <w:t xml:space="preserve">.venv создается для изоляции зависимостей проекта от глобальной системы. Глобальная среда общая для всех проектов, а .venv </w:t>
+      <w:proofErr w:type="gramStart"/>
+      <w:r>
+        <w:rPr>
+          <w:rFonts w:ascii="Times New Roman" w:hAnsi="Times New Roman" w:cs="Times New Roman"/>
+          <w:sz w:val="28"/>
+        </w:rPr>
+        <w:t>.</w:t>
+      </w:r>
+      <w:proofErr w:type="spellStart"/>
+      <w:r>
+        <w:rPr>
+          <w:rFonts w:ascii="Times New Roman" w:hAnsi="Times New Roman" w:cs="Times New Roman"/>
+          <w:sz w:val="28"/>
+        </w:rPr>
+        <w:t>venv</w:t>
+      </w:r>
+      <w:proofErr w:type="spellEnd"/>
+      <w:proofErr w:type="gramEnd"/>
+      <w:r>
+        <w:rPr>
+          <w:rFonts w:ascii="Times New Roman" w:hAnsi="Times New Roman" w:cs="Times New Roman"/>
+          <w:sz w:val="28"/>
+        </w:rPr>
+        <w:t xml:space="preserve"> создается для изоляции зависимостей проекта от глобальной системы. Глобальная среда общая для всех проектов, </w:t>
+      </w:r>
+      <w:proofErr w:type="gramStart"/>
+      <w:r>
+        <w:rPr>
+          <w:rFonts w:ascii="Times New Roman" w:hAnsi="Times New Roman" w:cs="Times New Roman"/>
+          <w:sz w:val="28"/>
+        </w:rPr>
+        <w:t>а .</w:t>
+      </w:r>
+      <w:proofErr w:type="spellStart"/>
+      <w:r>
+        <w:rPr>
+          <w:rFonts w:ascii="Times New Roman" w:hAnsi="Times New Roman" w:cs="Times New Roman"/>
+          <w:sz w:val="28"/>
+        </w:rPr>
+        <w:t>venv</w:t>
+      </w:r>
+      <w:proofErr w:type="spellEnd"/>
+      <w:proofErr w:type="gramEnd"/>
+      <w:r>
+        <w:rPr>
+          <w:rFonts w:ascii="Times New Roman" w:hAnsi="Times New Roman" w:cs="Times New Roman"/>
+          <w:sz w:val="28"/>
+        </w:rPr>
+        <w:t xml:space="preserve"> </w:t>
       </w:r>
       <w:r>
         <w:rPr>
@@ -3162,7 +3548,48 @@
           <w:rFonts w:ascii="Times New Roman" w:hAnsi="Times New Roman" w:cs="Times New Roman"/>
           <w:sz w:val="28"/>
         </w:rPr>
-        <w:t>4. Как выбрать одно и то же окружение .venv в VS Code и Zed и проверить его использование в терминале?</w:t>
+        <w:t xml:space="preserve">4. Как выбрать одно и то же </w:t>
+      </w:r>
+      <w:proofErr w:type="gramStart"/>
+      <w:r>
+        <w:rPr>
+          <w:rFonts w:ascii="Times New Roman" w:hAnsi="Times New Roman" w:cs="Times New Roman"/>
+          <w:sz w:val="28"/>
+        </w:rPr>
+        <w:t>окружение .</w:t>
+      </w:r>
+      <w:proofErr w:type="spellStart"/>
+      <w:r>
+        <w:rPr>
+          <w:rFonts w:ascii="Times New Roman" w:hAnsi="Times New Roman" w:cs="Times New Roman"/>
+          <w:sz w:val="28"/>
+        </w:rPr>
+        <w:t>venv</w:t>
+      </w:r>
+      <w:proofErr w:type="spellEnd"/>
+      <w:proofErr w:type="gramEnd"/>
+      <w:r>
+        <w:rPr>
+          <w:rFonts w:ascii="Times New Roman" w:hAnsi="Times New Roman" w:cs="Times New Roman"/>
+          <w:sz w:val="28"/>
+        </w:rPr>
+        <w:t xml:space="preserve"> в VS Code и </w:t>
+      </w:r>
+      <w:proofErr w:type="spellStart"/>
+      <w:r>
+        <w:rPr>
+          <w:rFonts w:ascii="Times New Roman" w:hAnsi="Times New Roman" w:cs="Times New Roman"/>
+          <w:sz w:val="28"/>
+        </w:rPr>
+        <w:t>Zed</w:t>
+      </w:r>
+      <w:proofErr w:type="spellEnd"/>
+      <w:r>
+        <w:rPr>
+          <w:rFonts w:ascii="Times New Roman" w:hAnsi="Times New Roman" w:cs="Times New Roman"/>
+          <w:sz w:val="28"/>
+        </w:rPr>
+        <w:t xml:space="preserve"> и проверить его использование в терминале?</w:t>
       </w:r>
     </w:p>
     <w:p>
@@ -3183,7 +3610,137 @@
           <w:sz w:val="28"/>
         </w:rPr>
         <w:lastRenderedPageBreak/>
-        <w:t>В VS Code: Ctrl+Shift+P → Python: Select Interpreter → выбрать путь к .venv. В терминале активировать: .venv\Scripts\activate (Windows) и проверить, что в начале строки появился префикс (.venv).</w:t>
+        <w:t xml:space="preserve">В VS Code: </w:t>
+      </w:r>
+      <w:proofErr w:type="spellStart"/>
+      <w:r>
+        <w:rPr>
+          <w:rFonts w:ascii="Times New Roman" w:hAnsi="Times New Roman" w:cs="Times New Roman"/>
+          <w:sz w:val="28"/>
+        </w:rPr>
+        <w:t>Ctrl+Shift+P</w:t>
+      </w:r>
+      <w:proofErr w:type="spellEnd"/>
+      <w:r>
+        <w:rPr>
+          <w:rFonts w:ascii="Times New Roman" w:hAnsi="Times New Roman" w:cs="Times New Roman"/>
+          <w:sz w:val="28"/>
+        </w:rPr>
+        <w:t xml:space="preserve"> → Python: Select </w:t>
+      </w:r>
+      <w:proofErr w:type="spellStart"/>
+      <w:r>
+        <w:rPr>
+          <w:rFonts w:ascii="Times New Roman" w:hAnsi="Times New Roman" w:cs="Times New Roman"/>
+          <w:sz w:val="28"/>
+        </w:rPr>
+        <w:t>Interpreter</w:t>
+      </w:r>
+      <w:proofErr w:type="spellEnd"/>
+      <w:r>
+        <w:rPr>
+          <w:rFonts w:ascii="Times New Roman" w:hAnsi="Times New Roman" w:cs="Times New Roman"/>
+          <w:sz w:val="28"/>
+        </w:rPr>
+        <w:t xml:space="preserve"> → выбрать путь </w:t>
+      </w:r>
+      <w:proofErr w:type="gramStart"/>
+      <w:r>
+        <w:rPr>
+          <w:rFonts w:ascii="Times New Roman" w:hAnsi="Times New Roman" w:cs="Times New Roman"/>
+          <w:sz w:val="28"/>
+        </w:rPr>
+        <w:t>к .</w:t>
+      </w:r>
+      <w:proofErr w:type="spellStart"/>
+      <w:r>
+        <w:rPr>
+          <w:rFonts w:ascii="Times New Roman" w:hAnsi="Times New Roman" w:cs="Times New Roman"/>
+          <w:sz w:val="28"/>
+        </w:rPr>
+        <w:t>venv</w:t>
+      </w:r>
+      <w:proofErr w:type="spellEnd"/>
+      <w:proofErr w:type="gramEnd"/>
+      <w:r>
+        <w:rPr>
+          <w:rFonts w:ascii="Times New Roman" w:hAnsi="Times New Roman" w:cs="Times New Roman"/>
+          <w:sz w:val="28"/>
+        </w:rPr>
+        <w:t>. В терминале активировать</w:t>
+      </w:r>
+      <w:proofErr w:type="gramStart"/>
+      <w:r>
+        <w:rPr>
+          <w:rFonts w:ascii="Times New Roman" w:hAnsi="Times New Roman" w:cs="Times New Roman"/>
+          <w:sz w:val="28"/>
+        </w:rPr>
+        <w:t>: .</w:t>
+      </w:r>
+      <w:proofErr w:type="spellStart"/>
+      <w:r>
+        <w:rPr>
+          <w:rFonts w:ascii="Times New Roman" w:hAnsi="Times New Roman" w:cs="Times New Roman"/>
+          <w:sz w:val="28"/>
+        </w:rPr>
+        <w:t>venv</w:t>
+      </w:r>
+      <w:proofErr w:type="spellEnd"/>
+      <w:proofErr w:type="gramEnd"/>
+      <w:r>
+        <w:rPr>
+          <w:rFonts w:ascii="Times New Roman" w:hAnsi="Times New Roman" w:cs="Times New Roman"/>
+          <w:sz w:val="28"/>
+        </w:rPr>
+        <w:t>\</w:t>
+      </w:r>
+      <w:proofErr w:type="spellStart"/>
+      <w:r>
+        <w:rPr>
+          <w:rFonts w:ascii="Times New Roman" w:hAnsi="Times New Roman" w:cs="Times New Roman"/>
+          <w:sz w:val="28"/>
+        </w:rPr>
+        <w:t>Scripts</w:t>
+      </w:r>
+      <w:proofErr w:type="spellEnd"/>
+      <w:r>
+        <w:rPr>
+          <w:rFonts w:ascii="Times New Roman" w:hAnsi="Times New Roman" w:cs="Times New Roman"/>
+          <w:sz w:val="28"/>
+        </w:rPr>
+        <w:t>\</w:t>
+      </w:r>
+      <w:proofErr w:type="spellStart"/>
+      <w:r>
+        <w:rPr>
+          <w:rFonts w:ascii="Times New Roman" w:hAnsi="Times New Roman" w:cs="Times New Roman"/>
+          <w:sz w:val="28"/>
+        </w:rPr>
+        <w:t>activate</w:t>
+      </w:r>
+      <w:proofErr w:type="spellEnd"/>
+      <w:r>
+        <w:rPr>
+          <w:rFonts w:ascii="Times New Roman" w:hAnsi="Times New Roman" w:cs="Times New Roman"/>
+          <w:sz w:val="28"/>
+        </w:rPr>
+        <w:t xml:space="preserve"> (Windows) и проверить, что в начале строки появился префикс (.</w:t>
+      </w:r>
+      <w:proofErr w:type="spellStart"/>
+      <w:r>
+        <w:rPr>
+          <w:rFonts w:ascii="Times New Roman" w:hAnsi="Times New Roman" w:cs="Times New Roman"/>
+          <w:sz w:val="28"/>
+        </w:rPr>
+        <w:t>venv</w:t>
+      </w:r>
+      <w:proofErr w:type="spellEnd"/>
+      <w:r>
+        <w:rPr>
+          <w:rFonts w:ascii="Times New Roman" w:hAnsi="Times New Roman" w:cs="Times New Roman"/>
+          <w:sz w:val="28"/>
+        </w:rPr>
+        <w:t>).</w:t>
       </w:r>
     </w:p>
     <w:p>
@@ -3217,7 +3774,39 @@
           <w:rFonts w:ascii="Times New Roman" w:hAnsi="Times New Roman" w:cs="Times New Roman"/>
           <w:sz w:val="28"/>
         </w:rPr>
-        <w:t>5. Чем REPL отличается от запуска .py-файла? Что означает приглашение &gt;&gt;&gt;?</w:t>
+        <w:t>5. Чем REPL отличается от запуска .</w:t>
+      </w:r>
+      <w:proofErr w:type="spellStart"/>
+      <w:r>
+        <w:rPr>
+          <w:rFonts w:ascii="Times New Roman" w:hAnsi="Times New Roman" w:cs="Times New Roman"/>
+          <w:sz w:val="28"/>
+        </w:rPr>
+        <w:t>py</w:t>
+      </w:r>
+      <w:proofErr w:type="spellEnd"/>
+      <w:r>
+        <w:rPr>
+          <w:rFonts w:ascii="Times New Roman" w:hAnsi="Times New Roman" w:cs="Times New Roman"/>
+          <w:sz w:val="28"/>
+        </w:rPr>
+        <w:t xml:space="preserve">-файла? Что означает </w:t>
+      </w:r>
+      <w:proofErr w:type="gramStart"/>
+      <w:r>
+        <w:rPr>
+          <w:rFonts w:ascii="Times New Roman" w:hAnsi="Times New Roman" w:cs="Times New Roman"/>
+          <w:sz w:val="28"/>
+        </w:rPr>
+        <w:t>приглашение &gt;</w:t>
+      </w:r>
+      <w:proofErr w:type="gramEnd"/>
+      <w:r>
+        <w:rPr>
+          <w:rFonts w:ascii="Times New Roman" w:hAnsi="Times New Roman" w:cs="Times New Roman"/>
+          <w:sz w:val="28"/>
+        </w:rPr>
+        <w:t>&gt;&gt;?</w:t>
       </w:r>
     </w:p>
     <w:p>
@@ -3237,8 +3826,25 @@
           <w:rFonts w:ascii="Times New Roman" w:hAnsi="Times New Roman" w:cs="Times New Roman"/>
           <w:sz w:val="28"/>
         </w:rPr>
-        <w:t xml:space="preserve">REPL выполняет код построчно сразу после ввода, а запуск .py-файла выполняет весь скрипт целиком. &gt;&gt;&gt; </w:t>
-      </w:r>
+        <w:t>REPL выполняет код построчно сразу после ввода, а запуск .</w:t>
+      </w:r>
+      <w:proofErr w:type="spellStart"/>
+      <w:r>
+        <w:rPr>
+          <w:rFonts w:ascii="Times New Roman" w:hAnsi="Times New Roman" w:cs="Times New Roman"/>
+          <w:sz w:val="28"/>
+        </w:rPr>
+        <w:t>py</w:t>
+      </w:r>
+      <w:proofErr w:type="spellEnd"/>
+      <w:r>
+        <w:rPr>
+          <w:rFonts w:ascii="Times New Roman" w:hAnsi="Times New Roman" w:cs="Times New Roman"/>
+          <w:sz w:val="28"/>
+        </w:rPr>
+        <w:t xml:space="preserve">-файла выполняет весь скрипт целиком. &gt;&gt;&gt; </w:t>
+      </w:r>
+      <w:proofErr w:type="gramStart"/>
       <w:r>
         <w:rPr>
           <w:rFonts w:ascii="Times New Roman" w:hAnsi="Times New Roman" w:cs="Times New Roman"/>
@@ -3251,7 +3857,15 @@
           <w:rFonts w:ascii="Times New Roman" w:hAnsi="Times New Roman" w:cs="Times New Roman"/>
           <w:sz w:val="28"/>
         </w:rPr>
-        <w:t xml:space="preserve"> это приглашение к вводу в интерактивном режиме REPL.</w:t>
+        <w:t xml:space="preserve"> это</w:t>
+      </w:r>
+      <w:proofErr w:type="gramEnd"/>
+      <w:r>
+        <w:rPr>
+          <w:rFonts w:ascii="Times New Roman" w:hAnsi="Times New Roman" w:cs="Times New Roman"/>
+          <w:sz w:val="28"/>
+        </w:rPr>
+        <w:t xml:space="preserve"> приглашение к вводу в интерактивном режиме REPL.</w:t>
       </w:r>
     </w:p>
     <w:p>
@@ -3285,7 +3899,55 @@
           <w:rFonts w:ascii="Times New Roman" w:hAnsi="Times New Roman" w:cs="Times New Roman"/>
           <w:sz w:val="28"/>
         </w:rPr>
-        <w:t>6. Что делает присваивание? Чем различаются int, float и str?</w:t>
+        <w:t xml:space="preserve">6. Что делает присваивание? Чем различаются </w:t>
+      </w:r>
+      <w:proofErr w:type="spellStart"/>
+      <w:r>
+        <w:rPr>
+          <w:rFonts w:ascii="Times New Roman" w:hAnsi="Times New Roman" w:cs="Times New Roman"/>
+          <w:sz w:val="28"/>
+        </w:rPr>
+        <w:t>int</w:t>
+      </w:r>
+      <w:proofErr w:type="spellEnd"/>
+      <w:r>
+        <w:rPr>
+          <w:rFonts w:ascii="Times New Roman" w:hAnsi="Times New Roman" w:cs="Times New Roman"/>
+          <w:sz w:val="28"/>
+        </w:rPr>
+        <w:t xml:space="preserve">, </w:t>
+      </w:r>
+      <w:proofErr w:type="spellStart"/>
+      <w:r>
+        <w:rPr>
+          <w:rFonts w:ascii="Times New Roman" w:hAnsi="Times New Roman" w:cs="Times New Roman"/>
+          <w:sz w:val="28"/>
+        </w:rPr>
+        <w:t>float</w:t>
+      </w:r>
+      <w:proofErr w:type="spellEnd"/>
+      <w:r>
+        <w:rPr>
+          <w:rFonts w:ascii="Times New Roman" w:hAnsi="Times New Roman" w:cs="Times New Roman"/>
+          <w:sz w:val="28"/>
+        </w:rPr>
+        <w:t xml:space="preserve"> и </w:t>
+      </w:r>
+      <w:proofErr w:type="spellStart"/>
+      <w:r>
+        <w:rPr>
+          <w:rFonts w:ascii="Times New Roman" w:hAnsi="Times New Roman" w:cs="Times New Roman"/>
+          <w:sz w:val="28"/>
+        </w:rPr>
+        <w:t>str</w:t>
+      </w:r>
+      <w:proofErr w:type="spellEnd"/>
+      <w:r>
+        <w:rPr>
+          <w:rFonts w:ascii="Times New Roman" w:hAnsi="Times New Roman" w:cs="Times New Roman"/>
+          <w:sz w:val="28"/>
+        </w:rPr>
+        <w:t>?</w:t>
       </w:r>
     </w:p>
     <w:p>
@@ -3305,7 +3967,23 @@
           <w:rFonts w:ascii="Times New Roman" w:hAnsi="Times New Roman" w:cs="Times New Roman"/>
           <w:sz w:val="28"/>
         </w:rPr>
-        <w:t xml:space="preserve">Присваивание (=) дает значение переменной. int </w:t>
+        <w:t xml:space="preserve">Присваивание (=) дает значение переменной. </w:t>
+      </w:r>
+      <w:proofErr w:type="spellStart"/>
+      <w:r>
+        <w:rPr>
+          <w:rFonts w:ascii="Times New Roman" w:hAnsi="Times New Roman" w:cs="Times New Roman"/>
+          <w:sz w:val="28"/>
+        </w:rPr>
+        <w:t>int</w:t>
+      </w:r>
+      <w:proofErr w:type="spellEnd"/>
+      <w:r>
+        <w:rPr>
+          <w:rFonts w:ascii="Times New Roman" w:hAnsi="Times New Roman" w:cs="Times New Roman"/>
+          <w:sz w:val="28"/>
+        </w:rPr>
+        <w:t xml:space="preserve"> </w:t>
       </w:r>
       <w:r>
         <w:rPr>
@@ -3319,7 +3997,48 @@
           <w:rFonts w:ascii="Times New Roman" w:hAnsi="Times New Roman" w:cs="Times New Roman"/>
           <w:sz w:val="28"/>
         </w:rPr>
-        <w:t xml:space="preserve"> целые числа, float  дробные числа, str </w:t>
+        <w:t xml:space="preserve"> целые числа, </w:t>
+      </w:r>
+      <w:proofErr w:type="spellStart"/>
+      <w:proofErr w:type="gramStart"/>
+      <w:r>
+        <w:rPr>
+          <w:rFonts w:ascii="Times New Roman" w:hAnsi="Times New Roman" w:cs="Times New Roman"/>
+          <w:sz w:val="28"/>
+        </w:rPr>
+        <w:t>float</w:t>
+      </w:r>
+      <w:proofErr w:type="spellEnd"/>
+      <w:r>
+        <w:rPr>
+          <w:rFonts w:ascii="Times New Roman" w:hAnsi="Times New Roman" w:cs="Times New Roman"/>
+          <w:sz w:val="28"/>
+        </w:rPr>
+        <w:t xml:space="preserve">  дробные</w:t>
+      </w:r>
+      <w:proofErr w:type="gramEnd"/>
+      <w:r>
+        <w:rPr>
+          <w:rFonts w:ascii="Times New Roman" w:hAnsi="Times New Roman" w:cs="Times New Roman"/>
+          <w:sz w:val="28"/>
+        </w:rPr>
+        <w:t xml:space="preserve"> числа, </w:t>
+      </w:r>
+      <w:proofErr w:type="spellStart"/>
+      <w:r>
+        <w:rPr>
+          <w:rFonts w:ascii="Times New Roman" w:hAnsi="Times New Roman" w:cs="Times New Roman"/>
+          <w:sz w:val="28"/>
+        </w:rPr>
+        <w:t>str</w:t>
+      </w:r>
+      <w:proofErr w:type="spellEnd"/>
+      <w:r>
+        <w:rPr>
+          <w:rFonts w:ascii="Times New Roman" w:hAnsi="Times New Roman" w:cs="Times New Roman"/>
+          <w:sz w:val="28"/>
+        </w:rPr>
+        <w:t xml:space="preserve"> </w:t>
       </w:r>
       <w:r>
         <w:rPr>
@@ -3367,7 +4086,73 @@
           <w:rFonts w:ascii="Times New Roman" w:hAnsi="Times New Roman" w:cs="Times New Roman"/>
           <w:sz w:val="28"/>
         </w:rPr>
-        <w:t>7. Что возвращает input()? Когда нужны int() и float()?</w:t>
+        <w:t xml:space="preserve">7. Что возвращает </w:t>
+      </w:r>
+      <w:proofErr w:type="spellStart"/>
+      <w:proofErr w:type="gramStart"/>
+      <w:r>
+        <w:rPr>
+          <w:rFonts w:ascii="Times New Roman" w:hAnsi="Times New Roman" w:cs="Times New Roman"/>
+          <w:sz w:val="28"/>
+        </w:rPr>
+        <w:t>input</w:t>
+      </w:r>
+      <w:proofErr w:type="spellEnd"/>
+      <w:r>
+        <w:rPr>
+          <w:rFonts w:ascii="Times New Roman" w:hAnsi="Times New Roman" w:cs="Times New Roman"/>
+          <w:sz w:val="28"/>
+        </w:rPr>
+        <w:t>(</w:t>
+      </w:r>
+      <w:proofErr w:type="gramEnd"/>
+      <w:r>
+        <w:rPr>
+          <w:rFonts w:ascii="Times New Roman" w:hAnsi="Times New Roman" w:cs="Times New Roman"/>
+          <w:sz w:val="28"/>
+        </w:rPr>
+        <w:t xml:space="preserve">)? Когда нужны </w:t>
+      </w:r>
+      <w:proofErr w:type="spellStart"/>
+      <w:proofErr w:type="gramStart"/>
+      <w:r>
+        <w:rPr>
+          <w:rFonts w:ascii="Times New Roman" w:hAnsi="Times New Roman" w:cs="Times New Roman"/>
+          <w:sz w:val="28"/>
+        </w:rPr>
+        <w:t>int</w:t>
+      </w:r>
+      <w:proofErr w:type="spellEnd"/>
+      <w:r>
+        <w:rPr>
+          <w:rFonts w:ascii="Times New Roman" w:hAnsi="Times New Roman" w:cs="Times New Roman"/>
+          <w:sz w:val="28"/>
+        </w:rPr>
+        <w:t>(</w:t>
+      </w:r>
+      <w:proofErr w:type="gramEnd"/>
+      <w:r>
+        <w:rPr>
+          <w:rFonts w:ascii="Times New Roman" w:hAnsi="Times New Roman" w:cs="Times New Roman"/>
+          <w:sz w:val="28"/>
+        </w:rPr>
+        <w:t xml:space="preserve">) и </w:t>
+      </w:r>
+      <w:proofErr w:type="spellStart"/>
+      <w:r>
+        <w:rPr>
+          <w:rFonts w:ascii="Times New Roman" w:hAnsi="Times New Roman" w:cs="Times New Roman"/>
+          <w:sz w:val="28"/>
+        </w:rPr>
+        <w:t>float</w:t>
+      </w:r>
+      <w:proofErr w:type="spellEnd"/>
+      <w:r>
+        <w:rPr>
+          <w:rFonts w:ascii="Times New Roman" w:hAnsi="Times New Roman" w:cs="Times New Roman"/>
+          <w:sz w:val="28"/>
+        </w:rPr>
+        <w:t>()?</w:t>
       </w:r>
     </w:p>
     <w:p>
@@ -3382,12 +4167,78 @@
           <w:sz w:val="28"/>
         </w:rPr>
       </w:pPr>
-      <w:r>
-        <w:rPr>
-          <w:rFonts w:ascii="Times New Roman" w:hAnsi="Times New Roman" w:cs="Times New Roman"/>
-          <w:sz w:val="28"/>
-        </w:rPr>
-        <w:t xml:space="preserve">input() всегда возвращает строку (str). int() нужен, если мы вводим целое число и хотим с ним считать. float() </w:t>
+      <w:proofErr w:type="spellStart"/>
+      <w:proofErr w:type="gramStart"/>
+      <w:r>
+        <w:rPr>
+          <w:rFonts w:ascii="Times New Roman" w:hAnsi="Times New Roman" w:cs="Times New Roman"/>
+          <w:sz w:val="28"/>
+        </w:rPr>
+        <w:t>input</w:t>
+      </w:r>
+      <w:proofErr w:type="spellEnd"/>
+      <w:r>
+        <w:rPr>
+          <w:rFonts w:ascii="Times New Roman" w:hAnsi="Times New Roman" w:cs="Times New Roman"/>
+          <w:sz w:val="28"/>
+        </w:rPr>
+        <w:t>(</w:t>
+      </w:r>
+      <w:proofErr w:type="gramEnd"/>
+      <w:r>
+        <w:rPr>
+          <w:rFonts w:ascii="Times New Roman" w:hAnsi="Times New Roman" w:cs="Times New Roman"/>
+          <w:sz w:val="28"/>
+        </w:rPr>
+        <w:t>) всегда возвращает строку (</w:t>
+      </w:r>
+      <w:proofErr w:type="spellStart"/>
+      <w:r>
+        <w:rPr>
+          <w:rFonts w:ascii="Times New Roman" w:hAnsi="Times New Roman" w:cs="Times New Roman"/>
+          <w:sz w:val="28"/>
+        </w:rPr>
+        <w:t>str</w:t>
+      </w:r>
+      <w:proofErr w:type="spellEnd"/>
+      <w:r>
+        <w:rPr>
+          <w:rFonts w:ascii="Times New Roman" w:hAnsi="Times New Roman" w:cs="Times New Roman"/>
+          <w:sz w:val="28"/>
+        </w:rPr>
+        <w:t xml:space="preserve">). </w:t>
+      </w:r>
+      <w:proofErr w:type="spellStart"/>
+      <w:r>
+        <w:rPr>
+          <w:rFonts w:ascii="Times New Roman" w:hAnsi="Times New Roman" w:cs="Times New Roman"/>
+          <w:sz w:val="28"/>
+        </w:rPr>
+        <w:t>int</w:t>
+      </w:r>
+      <w:proofErr w:type="spellEnd"/>
+      <w:r>
+        <w:rPr>
+          <w:rFonts w:ascii="Times New Roman" w:hAnsi="Times New Roman" w:cs="Times New Roman"/>
+          <w:sz w:val="28"/>
+        </w:rPr>
+        <w:t xml:space="preserve">() нужен, если мы вводим целое число и хотим с ним считать. </w:t>
+      </w:r>
+      <w:proofErr w:type="spellStart"/>
+      <w:r>
+        <w:rPr>
+          <w:rFonts w:ascii="Times New Roman" w:hAnsi="Times New Roman" w:cs="Times New Roman"/>
+          <w:sz w:val="28"/>
+        </w:rPr>
+        <w:t>float</w:t>
+      </w:r>
+      <w:proofErr w:type="spellEnd"/>
+      <w:r>
+        <w:rPr>
+          <w:rFonts w:ascii="Times New Roman" w:hAnsi="Times New Roman" w:cs="Times New Roman"/>
+          <w:sz w:val="28"/>
+        </w:rPr>
+        <w:t xml:space="preserve">() </w:t>
       </w:r>
       <w:r>
         <w:rPr>
@@ -3469,7 +4320,23 @@
           <w:rFonts w:ascii="Times New Roman" w:hAnsi="Times New Roman" w:cs="Times New Roman"/>
           <w:sz w:val="28"/>
         </w:rPr>
-        <w:t xml:space="preserve"> обычное деление (всегда дает float), // </w:t>
+        <w:t xml:space="preserve"> обычное деление (всегда дает </w:t>
+      </w:r>
+      <w:proofErr w:type="spellStart"/>
+      <w:r>
+        <w:rPr>
+          <w:rFonts w:ascii="Times New Roman" w:hAnsi="Times New Roman" w:cs="Times New Roman"/>
+          <w:sz w:val="28"/>
+        </w:rPr>
+        <w:t>float</w:t>
+      </w:r>
+      <w:proofErr w:type="spellEnd"/>
+      <w:r>
+        <w:rPr>
+          <w:rFonts w:ascii="Times New Roman" w:hAnsi="Times New Roman" w:cs="Times New Roman"/>
+          <w:sz w:val="28"/>
+        </w:rPr>
+        <w:t xml:space="preserve">), // </w:t>
       </w:r>
       <w:r>
         <w:rPr>
@@ -3640,7 +4507,64 @@
           <w:rFonts w:ascii="Times New Roman" w:hAnsi="Times New Roman" w:cs="Times New Roman"/>
           <w:sz w:val="28"/>
         </w:rPr>
-        <w:t>11. Каково назначение параметров sep и end функции print()?</w:t>
+        <w:t xml:space="preserve">11. Каково назначение параметров </w:t>
+      </w:r>
+      <w:proofErr w:type="spellStart"/>
+      <w:r>
+        <w:rPr>
+          <w:rFonts w:ascii="Times New Roman" w:hAnsi="Times New Roman" w:cs="Times New Roman"/>
+          <w:sz w:val="28"/>
+        </w:rPr>
+        <w:t>sep</w:t>
+      </w:r>
+      <w:proofErr w:type="spellEnd"/>
+      <w:r>
+        <w:rPr>
+          <w:rFonts w:ascii="Times New Roman" w:hAnsi="Times New Roman" w:cs="Times New Roman"/>
+          <w:sz w:val="28"/>
+        </w:rPr>
+        <w:t xml:space="preserve"> и </w:t>
+      </w:r>
+      <w:proofErr w:type="spellStart"/>
+      <w:r>
+        <w:rPr>
+          <w:rFonts w:ascii="Times New Roman" w:hAnsi="Times New Roman" w:cs="Times New Roman"/>
+          <w:sz w:val="28"/>
+        </w:rPr>
+        <w:t>end</w:t>
+      </w:r>
+      <w:proofErr w:type="spellEnd"/>
+      <w:r>
+        <w:rPr>
+          <w:rFonts w:ascii="Times New Roman" w:hAnsi="Times New Roman" w:cs="Times New Roman"/>
+          <w:sz w:val="28"/>
+        </w:rPr>
+        <w:t xml:space="preserve"> функции </w:t>
+      </w:r>
+      <w:proofErr w:type="spellStart"/>
+      <w:proofErr w:type="gramStart"/>
+      <w:r>
+        <w:rPr>
+          <w:rFonts w:ascii="Times New Roman" w:hAnsi="Times New Roman" w:cs="Times New Roman"/>
+          <w:sz w:val="28"/>
+        </w:rPr>
+        <w:t>print</w:t>
+      </w:r>
+      <w:proofErr w:type="spellEnd"/>
+      <w:r>
+        <w:rPr>
+          <w:rFonts w:ascii="Times New Roman" w:hAnsi="Times New Roman" w:cs="Times New Roman"/>
+          <w:sz w:val="28"/>
+        </w:rPr>
+        <w:t>(</w:t>
+      </w:r>
+      <w:proofErr w:type="gramEnd"/>
+      <w:r>
+        <w:rPr>
+          <w:rFonts w:ascii="Times New Roman" w:hAnsi="Times New Roman" w:cs="Times New Roman"/>
+          <w:sz w:val="28"/>
+        </w:rPr>
+        <w:t>)?</w:t>
       </w:r>
     </w:p>
     <w:p>
@@ -3655,12 +4579,37 @@
           <w:sz w:val="28"/>
         </w:rPr>
       </w:pPr>
-      <w:r>
-        <w:rPr>
-          <w:rFonts w:ascii="Times New Roman" w:hAnsi="Times New Roman" w:cs="Times New Roman"/>
-          <w:sz w:val="28"/>
-        </w:rPr>
-        <w:t>sep задает разделитель между аргументами (по умолчанию пробел). end задает, что печатать в конце строки (по умолчанию перенос строки \n).</w:t>
+      <w:proofErr w:type="spellStart"/>
+      <w:r>
+        <w:rPr>
+          <w:rFonts w:ascii="Times New Roman" w:hAnsi="Times New Roman" w:cs="Times New Roman"/>
+          <w:sz w:val="28"/>
+        </w:rPr>
+        <w:t>sep</w:t>
+      </w:r>
+      <w:proofErr w:type="spellEnd"/>
+      <w:r>
+        <w:rPr>
+          <w:rFonts w:ascii="Times New Roman" w:hAnsi="Times New Roman" w:cs="Times New Roman"/>
+          <w:sz w:val="28"/>
+        </w:rPr>
+        <w:t xml:space="preserve"> задает разделитель между аргументами (по умолчанию пробел). </w:t>
+      </w:r>
+      <w:proofErr w:type="spellStart"/>
+      <w:r>
+        <w:rPr>
+          <w:rFonts w:ascii="Times New Roman" w:hAnsi="Times New Roman" w:cs="Times New Roman"/>
+          <w:sz w:val="28"/>
+        </w:rPr>
+        <w:t>end</w:t>
+      </w:r>
+      <w:proofErr w:type="spellEnd"/>
+      <w:r>
+        <w:rPr>
+          <w:rFonts w:ascii="Times New Roman" w:hAnsi="Times New Roman" w:cs="Times New Roman"/>
+          <w:sz w:val="28"/>
+        </w:rPr>
+        <w:t xml:space="preserve"> задает, что печатать в конце строки (по умолчанию перенос строки \n).</w:t>
       </w:r>
     </w:p>
     <w:p>
@@ -3694,7 +4643,39 @@
           <w:rFonts w:ascii="Times New Roman" w:hAnsi="Times New Roman" w:cs="Times New Roman"/>
           <w:sz w:val="28"/>
         </w:rPr>
-        <w:t>12. Для чего нужен import math? В каких единицах задаются углы тригонометрических функций?</w:t>
+        <w:t xml:space="preserve">12. Для чего нужен </w:t>
+      </w:r>
+      <w:proofErr w:type="spellStart"/>
+      <w:r>
+        <w:rPr>
+          <w:rFonts w:ascii="Times New Roman" w:hAnsi="Times New Roman" w:cs="Times New Roman"/>
+          <w:sz w:val="28"/>
+        </w:rPr>
+        <w:t>import</w:t>
+      </w:r>
+      <w:proofErr w:type="spellEnd"/>
+      <w:r>
+        <w:rPr>
+          <w:rFonts w:ascii="Times New Roman" w:hAnsi="Times New Roman" w:cs="Times New Roman"/>
+          <w:sz w:val="28"/>
+        </w:rPr>
+        <w:t xml:space="preserve"> </w:t>
+      </w:r>
+      <w:proofErr w:type="spellStart"/>
+      <w:r>
+        <w:rPr>
+          <w:rFonts w:ascii="Times New Roman" w:hAnsi="Times New Roman" w:cs="Times New Roman"/>
+          <w:sz w:val="28"/>
+        </w:rPr>
+        <w:t>math</w:t>
+      </w:r>
+      <w:proofErr w:type="spellEnd"/>
+      <w:r>
+        <w:rPr>
+          <w:rFonts w:ascii="Times New Roman" w:hAnsi="Times New Roman" w:cs="Times New Roman"/>
+          <w:sz w:val="28"/>
+        </w:rPr>
+        <w:t>? В каких единицах задаются углы тригонометрических функций?</w:t>
       </w:r>
     </w:p>
     <w:p>
@@ -3709,12 +4690,53 @@
           <w:sz w:val="28"/>
         </w:rPr>
       </w:pPr>
-      <w:r>
-        <w:rPr>
-          <w:rFonts w:ascii="Times New Roman" w:hAnsi="Times New Roman" w:cs="Times New Roman"/>
-          <w:sz w:val="28"/>
-        </w:rPr>
-        <w:t>math нужен для сложных математических функций (корень, синус и т.д.). Углы в тригонометрии (sin, cos) задаются в радианах, а не в градусах.</w:t>
+      <w:proofErr w:type="spellStart"/>
+      <w:r>
+        <w:rPr>
+          <w:rFonts w:ascii="Times New Roman" w:hAnsi="Times New Roman" w:cs="Times New Roman"/>
+          <w:sz w:val="28"/>
+        </w:rPr>
+        <w:t>math</w:t>
+      </w:r>
+      <w:proofErr w:type="spellEnd"/>
+      <w:r>
+        <w:rPr>
+          <w:rFonts w:ascii="Times New Roman" w:hAnsi="Times New Roman" w:cs="Times New Roman"/>
+          <w:sz w:val="28"/>
+        </w:rPr>
+        <w:t xml:space="preserve"> нужен для сложных математических функций (корень, синус и т.д.). Углы в тригонометрии (</w:t>
+      </w:r>
+      <w:proofErr w:type="spellStart"/>
+      <w:r>
+        <w:rPr>
+          <w:rFonts w:ascii="Times New Roman" w:hAnsi="Times New Roman" w:cs="Times New Roman"/>
+          <w:sz w:val="28"/>
+        </w:rPr>
+        <w:t>sin</w:t>
+      </w:r>
+      <w:proofErr w:type="spellEnd"/>
+      <w:r>
+        <w:rPr>
+          <w:rFonts w:ascii="Times New Roman" w:hAnsi="Times New Roman" w:cs="Times New Roman"/>
+          <w:sz w:val="28"/>
+        </w:rPr>
+        <w:t xml:space="preserve">, </w:t>
+      </w:r>
+      <w:proofErr w:type="spellStart"/>
+      <w:r>
+        <w:rPr>
+          <w:rFonts w:ascii="Times New Roman" w:hAnsi="Times New Roman" w:cs="Times New Roman"/>
+          <w:sz w:val="28"/>
+        </w:rPr>
+        <w:t>cos</w:t>
+      </w:r>
+      <w:proofErr w:type="spellEnd"/>
+      <w:r>
+        <w:rPr>
+          <w:rFonts w:ascii="Times New Roman" w:hAnsi="Times New Roman" w:cs="Times New Roman"/>
+          <w:sz w:val="28"/>
+        </w:rPr>
+        <w:t>) задаются в радианах, а не в градусах.</w:t>
       </w:r>
     </w:p>
     <w:p>
@@ -3748,7 +4770,23 @@
           <w:rFonts w:ascii="Times New Roman" w:hAnsi="Times New Roman" w:cs="Times New Roman"/>
           <w:sz w:val="28"/>
         </w:rPr>
-        <w:t>13. Что такое точка останова? Как запустить отладчик в Zed, посмотреть значение переменной и выполнить следующую строку?</w:t>
+        <w:t xml:space="preserve">13. Что такое точка останова? Как запустить отладчик в </w:t>
+      </w:r>
+      <w:proofErr w:type="spellStart"/>
+      <w:r>
+        <w:rPr>
+          <w:rFonts w:ascii="Times New Roman" w:hAnsi="Times New Roman" w:cs="Times New Roman"/>
+          <w:sz w:val="28"/>
+        </w:rPr>
+        <w:t>Zed</w:t>
+      </w:r>
+      <w:proofErr w:type="spellEnd"/>
+      <w:r>
+        <w:rPr>
+          <w:rFonts w:ascii="Times New Roman" w:hAnsi="Times New Roman" w:cs="Times New Roman"/>
+          <w:sz w:val="28"/>
+        </w:rPr>
+        <w:t>, посмотреть значение переменной и выполнить следующую строку?</w:t>
       </w:r>
     </w:p>
     <w:p>
@@ -3768,7 +4806,87 @@
           <w:rFonts w:ascii="Times New Roman" w:hAnsi="Times New Roman" w:cs="Times New Roman"/>
           <w:sz w:val="28"/>
         </w:rPr>
-        <w:t>Точка останова (breakpoint) останавливает программу на нужной строке. В Zed отладчик открывается в панели Debug, там можно нажать «Step Over» (выполнить строку) и посмотреть значения переменных в окне «Variables».</w:t>
+        <w:t>Точка останова (</w:t>
+      </w:r>
+      <w:proofErr w:type="spellStart"/>
+      <w:r>
+        <w:rPr>
+          <w:rFonts w:ascii="Times New Roman" w:hAnsi="Times New Roman" w:cs="Times New Roman"/>
+          <w:sz w:val="28"/>
+        </w:rPr>
+        <w:t>breakpoint</w:t>
+      </w:r>
+      <w:proofErr w:type="spellEnd"/>
+      <w:r>
+        <w:rPr>
+          <w:rFonts w:ascii="Times New Roman" w:hAnsi="Times New Roman" w:cs="Times New Roman"/>
+          <w:sz w:val="28"/>
+        </w:rPr>
+        <w:t xml:space="preserve">) останавливает программу на нужной строке. В </w:t>
+      </w:r>
+      <w:proofErr w:type="spellStart"/>
+      <w:r>
+        <w:rPr>
+          <w:rFonts w:ascii="Times New Roman" w:hAnsi="Times New Roman" w:cs="Times New Roman"/>
+          <w:sz w:val="28"/>
+        </w:rPr>
+        <w:t>Zed</w:t>
+      </w:r>
+      <w:proofErr w:type="spellEnd"/>
+      <w:r>
+        <w:rPr>
+          <w:rFonts w:ascii="Times New Roman" w:hAnsi="Times New Roman" w:cs="Times New Roman"/>
+          <w:sz w:val="28"/>
+        </w:rPr>
+        <w:t xml:space="preserve"> отладчик открывается в панели </w:t>
+      </w:r>
+      <w:proofErr w:type="spellStart"/>
+      <w:r>
+        <w:rPr>
+          <w:rFonts w:ascii="Times New Roman" w:hAnsi="Times New Roman" w:cs="Times New Roman"/>
+          <w:sz w:val="28"/>
+        </w:rPr>
+        <w:t>Debug</w:t>
+      </w:r>
+      <w:proofErr w:type="spellEnd"/>
+      <w:r>
+        <w:rPr>
+          <w:rFonts w:ascii="Times New Roman" w:hAnsi="Times New Roman" w:cs="Times New Roman"/>
+          <w:sz w:val="28"/>
+        </w:rPr>
+        <w:t xml:space="preserve">, там можно нажать «Step </w:t>
+      </w:r>
+      <w:proofErr w:type="spellStart"/>
+      <w:r>
+        <w:rPr>
+          <w:rFonts w:ascii="Times New Roman" w:hAnsi="Times New Roman" w:cs="Times New Roman"/>
+          <w:sz w:val="28"/>
+        </w:rPr>
+        <w:t>Over</w:t>
+      </w:r>
+      <w:proofErr w:type="spellEnd"/>
+      <w:r>
+        <w:rPr>
+          <w:rFonts w:ascii="Times New Roman" w:hAnsi="Times New Roman" w:cs="Times New Roman"/>
+          <w:sz w:val="28"/>
+        </w:rPr>
+        <w:t>» (выполнить строку) и посмотреть значения переменных в окне «</w:t>
+      </w:r>
+      <w:proofErr w:type="spellStart"/>
+      <w:r>
+        <w:rPr>
+          <w:rFonts w:ascii="Times New Roman" w:hAnsi="Times New Roman" w:cs="Times New Roman"/>
+          <w:sz w:val="28"/>
+        </w:rPr>
+        <w:t>Variables</w:t>
+      </w:r>
+      <w:proofErr w:type="spellEnd"/>
+      <w:r>
+        <w:rPr>
+          <w:rFonts w:ascii="Times New Roman" w:hAnsi="Times New Roman" w:cs="Times New Roman"/>
+          <w:sz w:val="28"/>
+        </w:rPr>
+        <w:t>».</w:t>
       </w:r>
     </w:p>
     <w:p>
@@ -3822,7 +4940,23 @@
           <w:rFonts w:ascii="Times New Roman" w:hAnsi="Times New Roman" w:cs="Times New Roman"/>
           <w:sz w:val="28"/>
         </w:rPr>
-        <w:t>Для первого ИДЗ: 6 и 2 (проверка всех арифметических действий). Для второго ИДЗ: 2, 8, 3, 5 (проверка переноса в десятки, т.к. 8 + 5 &gt; 10).</w:t>
+        <w:t xml:space="preserve">Для первого ИДЗ: 6 и 2 (проверка всех арифметических действий). Для второго ИДЗ: 2, 8, 3, 5 (проверка переноса в десятки, т.к. 8 + </w:t>
+      </w:r>
+      <w:proofErr w:type="gramStart"/>
+      <w:r>
+        <w:rPr>
+          <w:rFonts w:ascii="Times New Roman" w:hAnsi="Times New Roman" w:cs="Times New Roman"/>
+          <w:sz w:val="28"/>
+        </w:rPr>
+        <w:t>5 &gt;</w:t>
+      </w:r>
+      <w:proofErr w:type="gramEnd"/>
+      <w:r>
+        <w:rPr>
+          <w:rFonts w:ascii="Times New Roman" w:hAnsi="Times New Roman" w:cs="Times New Roman"/>
+          <w:sz w:val="28"/>
+        </w:rPr>
+        <w:t xml:space="preserve"> 10).</w:t>
       </w:r>
     </w:p>
     <w:p>
@@ -3856,7 +4990,39 @@
           <w:rFonts w:ascii="Times New Roman" w:hAnsi="Times New Roman" w:cs="Times New Roman"/>
           <w:sz w:val="28"/>
         </w:rPr>
-        <w:t xml:space="preserve">15. Какие правила действуют для имён переменных? Почему age и Age </w:t>
+        <w:t xml:space="preserve">15. Какие правила действуют для имён переменных? Почему </w:t>
+      </w:r>
+      <w:proofErr w:type="spellStart"/>
+      <w:r>
+        <w:rPr>
+          <w:rFonts w:ascii="Times New Roman" w:hAnsi="Times New Roman" w:cs="Times New Roman"/>
+          <w:sz w:val="28"/>
+        </w:rPr>
+        <w:t>age</w:t>
+      </w:r>
+      <w:proofErr w:type="spellEnd"/>
+      <w:r>
+        <w:rPr>
+          <w:rFonts w:ascii="Times New Roman" w:hAnsi="Times New Roman" w:cs="Times New Roman"/>
+          <w:sz w:val="28"/>
+        </w:rPr>
+        <w:t xml:space="preserve"> и </w:t>
+      </w:r>
+      <w:proofErr w:type="spellStart"/>
+      <w:r>
+        <w:rPr>
+          <w:rFonts w:ascii="Times New Roman" w:hAnsi="Times New Roman" w:cs="Times New Roman"/>
+          <w:sz w:val="28"/>
+        </w:rPr>
+        <w:t>Age</w:t>
+      </w:r>
+      <w:proofErr w:type="spellEnd"/>
+      <w:r>
+        <w:rPr>
+          <w:rFonts w:ascii="Times New Roman" w:hAnsi="Times New Roman" w:cs="Times New Roman"/>
+          <w:sz w:val="28"/>
+        </w:rPr>
+        <w:t xml:space="preserve"> </w:t>
       </w:r>
       <w:r>
         <w:rPr>
@@ -3870,7 +5036,23 @@
           <w:rFonts w:ascii="Times New Roman" w:hAnsi="Times New Roman" w:cs="Times New Roman"/>
           <w:sz w:val="28"/>
         </w:rPr>
-        <w:t xml:space="preserve"> разные имена и почему не следует называть переменную input?</w:t>
+        <w:t xml:space="preserve"> разные имена и почему не следует называть переменную </w:t>
+      </w:r>
+      <w:proofErr w:type="spellStart"/>
+      <w:r>
+        <w:rPr>
+          <w:rFonts w:ascii="Times New Roman" w:hAnsi="Times New Roman" w:cs="Times New Roman"/>
+          <w:sz w:val="28"/>
+        </w:rPr>
+        <w:t>input</w:t>
+      </w:r>
+      <w:proofErr w:type="spellEnd"/>
+      <w:r>
+        <w:rPr>
+          <w:rFonts w:ascii="Times New Roman" w:hAnsi="Times New Roman" w:cs="Times New Roman"/>
+          <w:sz w:val="28"/>
+        </w:rPr>
+        <w:t>?</w:t>
       </w:r>
     </w:p>
     <w:p>
@@ -3890,7 +5072,55 @@
           <w:rFonts w:ascii="Times New Roman" w:hAnsi="Times New Roman" w:cs="Times New Roman"/>
           <w:sz w:val="28"/>
         </w:rPr>
-        <w:t xml:space="preserve">Имена переменных состоят из букв, цифр и _, не начинаются с цифры. age и Age разные, потому что Python чувствителен к регистру. input нельзя </w:t>
+        <w:t xml:space="preserve">Имена переменных состоят из букв, цифр и _, не начинаются с цифры. </w:t>
+      </w:r>
+      <w:proofErr w:type="spellStart"/>
+      <w:r>
+        <w:rPr>
+          <w:rFonts w:ascii="Times New Roman" w:hAnsi="Times New Roman" w:cs="Times New Roman"/>
+          <w:sz w:val="28"/>
+        </w:rPr>
+        <w:t>age</w:t>
+      </w:r>
+      <w:proofErr w:type="spellEnd"/>
+      <w:r>
+        <w:rPr>
+          <w:rFonts w:ascii="Times New Roman" w:hAnsi="Times New Roman" w:cs="Times New Roman"/>
+          <w:sz w:val="28"/>
+        </w:rPr>
+        <w:t xml:space="preserve"> и </w:t>
+      </w:r>
+      <w:proofErr w:type="spellStart"/>
+      <w:r>
+        <w:rPr>
+          <w:rFonts w:ascii="Times New Roman" w:hAnsi="Times New Roman" w:cs="Times New Roman"/>
+          <w:sz w:val="28"/>
+        </w:rPr>
+        <w:t>Age</w:t>
+      </w:r>
+      <w:proofErr w:type="spellEnd"/>
+      <w:r>
+        <w:rPr>
+          <w:rFonts w:ascii="Times New Roman" w:hAnsi="Times New Roman" w:cs="Times New Roman"/>
+          <w:sz w:val="28"/>
+        </w:rPr>
+        <w:t xml:space="preserve"> разные, потому что Python чувствителен к регистру. </w:t>
+      </w:r>
+      <w:proofErr w:type="spellStart"/>
+      <w:r>
+        <w:rPr>
+          <w:rFonts w:ascii="Times New Roman" w:hAnsi="Times New Roman" w:cs="Times New Roman"/>
+          <w:sz w:val="28"/>
+        </w:rPr>
+        <w:t>input</w:t>
+      </w:r>
+      <w:proofErr w:type="spellEnd"/>
+      <w:r>
+        <w:rPr>
+          <w:rFonts w:ascii="Times New Roman" w:hAnsi="Times New Roman" w:cs="Times New Roman"/>
+          <w:sz w:val="28"/>
+        </w:rPr>
+        <w:t xml:space="preserve"> нельзя </w:t>
       </w:r>
       <w:r>
         <w:rPr>
@@ -3898,7 +5128,32 @@
           <w:sz w:val="28"/>
         </w:rPr>
         <w:lastRenderedPageBreak/>
-        <w:t>использовать, потому что это перезапишет встроенную функцию input(), и она перестанет работать.</w:t>
+        <w:t xml:space="preserve">использовать, потому что это перезапишет встроенную функцию </w:t>
+      </w:r>
+      <w:proofErr w:type="spellStart"/>
+      <w:proofErr w:type="gramStart"/>
+      <w:r>
+        <w:rPr>
+          <w:rFonts w:ascii="Times New Roman" w:hAnsi="Times New Roman" w:cs="Times New Roman"/>
+          <w:sz w:val="28"/>
+        </w:rPr>
+        <w:t>input</w:t>
+      </w:r>
+      <w:proofErr w:type="spellEnd"/>
+      <w:r>
+        <w:rPr>
+          <w:rFonts w:ascii="Times New Roman" w:hAnsi="Times New Roman" w:cs="Times New Roman"/>
+          <w:sz w:val="28"/>
+        </w:rPr>
+        <w:t>(</w:t>
+      </w:r>
+      <w:proofErr w:type="gramEnd"/>
+      <w:r>
+        <w:rPr>
+          <w:rFonts w:ascii="Times New Roman" w:hAnsi="Times New Roman" w:cs="Times New Roman"/>
+          <w:sz w:val="28"/>
+        </w:rPr>
+        <w:t>), и она перестанет работать.</w:t>
       </w:r>
     </w:p>
     <w:p>
@@ -3932,7 +5187,32 @@
           <w:rFonts w:ascii="Times New Roman" w:hAnsi="Times New Roman" w:cs="Times New Roman"/>
           <w:sz w:val="28"/>
         </w:rPr>
-        <w:t>16. Что означает динамическая типизация Python? Как узнать тип объекта с помощью type()?</w:t>
+        <w:t xml:space="preserve">16. Что означает динамическая типизация Python? Как узнать тип объекта с помощью </w:t>
+      </w:r>
+      <w:proofErr w:type="spellStart"/>
+      <w:proofErr w:type="gramStart"/>
+      <w:r>
+        <w:rPr>
+          <w:rFonts w:ascii="Times New Roman" w:hAnsi="Times New Roman" w:cs="Times New Roman"/>
+          <w:sz w:val="28"/>
+        </w:rPr>
+        <w:t>type</w:t>
+      </w:r>
+      <w:proofErr w:type="spellEnd"/>
+      <w:r>
+        <w:rPr>
+          <w:rFonts w:ascii="Times New Roman" w:hAnsi="Times New Roman" w:cs="Times New Roman"/>
+          <w:sz w:val="28"/>
+        </w:rPr>
+        <w:t>(</w:t>
+      </w:r>
+      <w:proofErr w:type="gramEnd"/>
+      <w:r>
+        <w:rPr>
+          <w:rFonts w:ascii="Times New Roman" w:hAnsi="Times New Roman" w:cs="Times New Roman"/>
+          <w:sz w:val="28"/>
+        </w:rPr>
+        <w:t>)?</w:t>
       </w:r>
     </w:p>
     <w:p>
@@ -3952,7 +5232,80 @@
           <w:rFonts w:ascii="Times New Roman" w:hAnsi="Times New Roman" w:cs="Times New Roman"/>
           <w:sz w:val="28"/>
         </w:rPr>
-        <w:t>Динамическая типизация означает, что тип переменной определяется автоматически при присваивании значения. Узнать тип можно функцией type(): type(5) вернет &lt;class 'int'&gt;.</w:t>
+        <w:t xml:space="preserve">Динамическая типизация означает, что тип переменной определяется автоматически при присваивании значения. Узнать тип можно функцией </w:t>
+      </w:r>
+      <w:proofErr w:type="spellStart"/>
+      <w:proofErr w:type="gramStart"/>
+      <w:r>
+        <w:rPr>
+          <w:rFonts w:ascii="Times New Roman" w:hAnsi="Times New Roman" w:cs="Times New Roman"/>
+          <w:sz w:val="28"/>
+        </w:rPr>
+        <w:t>type</w:t>
+      </w:r>
+      <w:proofErr w:type="spellEnd"/>
+      <w:r>
+        <w:rPr>
+          <w:rFonts w:ascii="Times New Roman" w:hAnsi="Times New Roman" w:cs="Times New Roman"/>
+          <w:sz w:val="28"/>
+        </w:rPr>
+        <w:t>(</w:t>
+      </w:r>
+      <w:proofErr w:type="gramEnd"/>
+      <w:r>
+        <w:rPr>
+          <w:rFonts w:ascii="Times New Roman" w:hAnsi="Times New Roman" w:cs="Times New Roman"/>
+          <w:sz w:val="28"/>
+        </w:rPr>
+        <w:t xml:space="preserve">): </w:t>
+      </w:r>
+      <w:proofErr w:type="spellStart"/>
+      <w:r>
+        <w:rPr>
+          <w:rFonts w:ascii="Times New Roman" w:hAnsi="Times New Roman" w:cs="Times New Roman"/>
+          <w:sz w:val="28"/>
+        </w:rPr>
+        <w:t>type</w:t>
+      </w:r>
+      <w:proofErr w:type="spellEnd"/>
+      <w:r>
+        <w:rPr>
+          <w:rFonts w:ascii="Times New Roman" w:hAnsi="Times New Roman" w:cs="Times New Roman"/>
+          <w:sz w:val="28"/>
+        </w:rPr>
+        <w:t>(5) вернет &lt;</w:t>
+      </w:r>
+      <w:proofErr w:type="spellStart"/>
+      <w:r>
+        <w:rPr>
+          <w:rFonts w:ascii="Times New Roman" w:hAnsi="Times New Roman" w:cs="Times New Roman"/>
+          <w:sz w:val="28"/>
+        </w:rPr>
+        <w:t>class</w:t>
+      </w:r>
+      <w:proofErr w:type="spellEnd"/>
+      <w:r>
+        <w:rPr>
+          <w:rFonts w:ascii="Times New Roman" w:hAnsi="Times New Roman" w:cs="Times New Roman"/>
+          <w:sz w:val="28"/>
+        </w:rPr>
+        <w:t xml:space="preserve"> '</w:t>
+      </w:r>
+      <w:proofErr w:type="spellStart"/>
+      <w:r>
+        <w:rPr>
+          <w:rFonts w:ascii="Times New Roman" w:hAnsi="Times New Roman" w:cs="Times New Roman"/>
+          <w:sz w:val="28"/>
+        </w:rPr>
+        <w:t>int</w:t>
+      </w:r>
+      <w:proofErr w:type="spellEnd"/>
+      <w:r>
+        <w:rPr>
+          <w:rFonts w:ascii="Times New Roman" w:hAnsi="Times New Roman" w:cs="Times New Roman"/>
+          <w:sz w:val="28"/>
+        </w:rPr>
+        <w:t>'&gt;.</w:t>
       </w:r>
     </w:p>
     <w:p>
@@ -3986,7 +5339,32 @@
           <w:rFonts w:ascii="Times New Roman" w:hAnsi="Times New Roman" w:cs="Times New Roman"/>
           <w:sz w:val="28"/>
         </w:rPr>
-        <w:t>18. Как прочитать восемь координат, записанных в примере как 0, 0, 3, 0, 3, 2, 0, 2, используя отдельные вызовы input()?</w:t>
+        <w:t xml:space="preserve">18. Как прочитать восемь координат, записанных в примере как 0, 0, 3, 0, 3, 2, 0, 2, используя отдельные вызовы </w:t>
+      </w:r>
+      <w:proofErr w:type="spellStart"/>
+      <w:proofErr w:type="gramStart"/>
+      <w:r>
+        <w:rPr>
+          <w:rFonts w:ascii="Times New Roman" w:hAnsi="Times New Roman" w:cs="Times New Roman"/>
+          <w:sz w:val="28"/>
+        </w:rPr>
+        <w:t>input</w:t>
+      </w:r>
+      <w:proofErr w:type="spellEnd"/>
+      <w:r>
+        <w:rPr>
+          <w:rFonts w:ascii="Times New Roman" w:hAnsi="Times New Roman" w:cs="Times New Roman"/>
+          <w:sz w:val="28"/>
+        </w:rPr>
+        <w:t>(</w:t>
+      </w:r>
+      <w:proofErr w:type="gramEnd"/>
+      <w:r>
+        <w:rPr>
+          <w:rFonts w:ascii="Times New Roman" w:hAnsi="Times New Roman" w:cs="Times New Roman"/>
+          <w:sz w:val="28"/>
+        </w:rPr>
+        <w:t>)?</w:t>
       </w:r>
     </w:p>
     <w:p>
@@ -4006,7 +5384,128 @@
           <w:rFonts w:ascii="Times New Roman" w:hAnsi="Times New Roman" w:cs="Times New Roman"/>
           <w:sz w:val="28"/>
         </w:rPr>
-        <w:t>Нужно вызвать input() 8 раз подряд, сохраняя результаты в разные переменные: x1 = float(input()), y1 = float(input()), x2 = float(input()) и так далее.</w:t>
+        <w:t xml:space="preserve">Нужно вызвать </w:t>
+      </w:r>
+      <w:proofErr w:type="spellStart"/>
+      <w:proofErr w:type="gramStart"/>
+      <w:r>
+        <w:rPr>
+          <w:rFonts w:ascii="Times New Roman" w:hAnsi="Times New Roman" w:cs="Times New Roman"/>
+          <w:sz w:val="28"/>
+        </w:rPr>
+        <w:t>input</w:t>
+      </w:r>
+      <w:proofErr w:type="spellEnd"/>
+      <w:r>
+        <w:rPr>
+          <w:rFonts w:ascii="Times New Roman" w:hAnsi="Times New Roman" w:cs="Times New Roman"/>
+          <w:sz w:val="28"/>
+        </w:rPr>
+        <w:t>(</w:t>
+      </w:r>
+      <w:proofErr w:type="gramEnd"/>
+      <w:r>
+        <w:rPr>
+          <w:rFonts w:ascii="Times New Roman" w:hAnsi="Times New Roman" w:cs="Times New Roman"/>
+          <w:sz w:val="28"/>
+        </w:rPr>
+        <w:t xml:space="preserve">) 8 раз подряд, сохраняя результаты в разные переменные: x1 = </w:t>
+      </w:r>
+      <w:proofErr w:type="spellStart"/>
+      <w:r>
+        <w:rPr>
+          <w:rFonts w:ascii="Times New Roman" w:hAnsi="Times New Roman" w:cs="Times New Roman"/>
+          <w:sz w:val="28"/>
+        </w:rPr>
+        <w:t>float</w:t>
+      </w:r>
+      <w:proofErr w:type="spellEnd"/>
+      <w:r>
+        <w:rPr>
+          <w:rFonts w:ascii="Times New Roman" w:hAnsi="Times New Roman" w:cs="Times New Roman"/>
+          <w:sz w:val="28"/>
+        </w:rPr>
+        <w:t>(</w:t>
+      </w:r>
+      <w:proofErr w:type="spellStart"/>
+      <w:r>
+        <w:rPr>
+          <w:rFonts w:ascii="Times New Roman" w:hAnsi="Times New Roman" w:cs="Times New Roman"/>
+          <w:sz w:val="28"/>
+        </w:rPr>
+        <w:t>input</w:t>
+      </w:r>
+      <w:proofErr w:type="spellEnd"/>
+      <w:r>
+        <w:rPr>
+          <w:rFonts w:ascii="Times New Roman" w:hAnsi="Times New Roman" w:cs="Times New Roman"/>
+          <w:sz w:val="28"/>
+        </w:rPr>
+        <w:t xml:space="preserve">()), y1 = </w:t>
+      </w:r>
+      <w:proofErr w:type="spellStart"/>
+      <w:r>
+        <w:rPr>
+          <w:rFonts w:ascii="Times New Roman" w:hAnsi="Times New Roman" w:cs="Times New Roman"/>
+          <w:sz w:val="28"/>
+        </w:rPr>
+        <w:t>float</w:t>
+      </w:r>
+      <w:proofErr w:type="spellEnd"/>
+      <w:r>
+        <w:rPr>
+          <w:rFonts w:ascii="Times New Roman" w:hAnsi="Times New Roman" w:cs="Times New Roman"/>
+          <w:sz w:val="28"/>
+        </w:rPr>
+        <w:t>(</w:t>
+      </w:r>
+      <w:proofErr w:type="spellStart"/>
+      <w:r>
+        <w:rPr>
+          <w:rFonts w:ascii="Times New Roman" w:hAnsi="Times New Roman" w:cs="Times New Roman"/>
+          <w:sz w:val="28"/>
+        </w:rPr>
+        <w:t>input</w:t>
+      </w:r>
+      <w:proofErr w:type="spellEnd"/>
+      <w:r>
+        <w:rPr>
+          <w:rFonts w:ascii="Times New Roman" w:hAnsi="Times New Roman" w:cs="Times New Roman"/>
+          <w:sz w:val="28"/>
+        </w:rPr>
+        <w:t xml:space="preserve">()), x2 = </w:t>
+      </w:r>
+      <w:proofErr w:type="spellStart"/>
+      <w:r>
+        <w:rPr>
+          <w:rFonts w:ascii="Times New Roman" w:hAnsi="Times New Roman" w:cs="Times New Roman"/>
+          <w:sz w:val="28"/>
+        </w:rPr>
+        <w:t>float</w:t>
+      </w:r>
+      <w:proofErr w:type="spellEnd"/>
+      <w:r>
+        <w:rPr>
+          <w:rFonts w:ascii="Times New Roman" w:hAnsi="Times New Roman" w:cs="Times New Roman"/>
+          <w:sz w:val="28"/>
+        </w:rPr>
+        <w:t>(</w:t>
+      </w:r>
+      <w:proofErr w:type="spellStart"/>
+      <w:r>
+        <w:rPr>
+          <w:rFonts w:ascii="Times New Roman" w:hAnsi="Times New Roman" w:cs="Times New Roman"/>
+          <w:sz w:val="28"/>
+        </w:rPr>
+        <w:t>input</w:t>
+      </w:r>
+      <w:proofErr w:type="spellEnd"/>
+      <w:r>
+        <w:rPr>
+          <w:rFonts w:ascii="Times New Roman" w:hAnsi="Times New Roman" w:cs="Times New Roman"/>
+          <w:sz w:val="28"/>
+        </w:rPr>
+        <w:t>()) и так далее.</w:t>
       </w:r>
     </w:p>
     <w:p>
@@ -4040,7 +5539,48 @@
           <w:rFonts w:ascii="Times New Roman" w:hAnsi="Times New Roman" w:cs="Times New Roman"/>
           <w:sz w:val="28"/>
         </w:rPr>
-        <w:t>19. Почему ввод 2.5 в float() и 2.5 в int() приводит к ошибке? Какой формат ввода ожидает каждая функция?</w:t>
+        <w:t xml:space="preserve">19. Почему ввод 2.5 в </w:t>
+      </w:r>
+      <w:proofErr w:type="spellStart"/>
+      <w:proofErr w:type="gramStart"/>
+      <w:r>
+        <w:rPr>
+          <w:rFonts w:ascii="Times New Roman" w:hAnsi="Times New Roman" w:cs="Times New Roman"/>
+          <w:sz w:val="28"/>
+        </w:rPr>
+        <w:t>float</w:t>
+      </w:r>
+      <w:proofErr w:type="spellEnd"/>
+      <w:r>
+        <w:rPr>
+          <w:rFonts w:ascii="Times New Roman" w:hAnsi="Times New Roman" w:cs="Times New Roman"/>
+          <w:sz w:val="28"/>
+        </w:rPr>
+        <w:t>(</w:t>
+      </w:r>
+      <w:proofErr w:type="gramEnd"/>
+      <w:r>
+        <w:rPr>
+          <w:rFonts w:ascii="Times New Roman" w:hAnsi="Times New Roman" w:cs="Times New Roman"/>
+          <w:sz w:val="28"/>
+        </w:rPr>
+        <w:t xml:space="preserve">) и 2.5 в </w:t>
+      </w:r>
+      <w:proofErr w:type="spellStart"/>
+      <w:r>
+        <w:rPr>
+          <w:rFonts w:ascii="Times New Roman" w:hAnsi="Times New Roman" w:cs="Times New Roman"/>
+          <w:sz w:val="28"/>
+        </w:rPr>
+        <w:t>int</w:t>
+      </w:r>
+      <w:proofErr w:type="spellEnd"/>
+      <w:r>
+        <w:rPr>
+          <w:rFonts w:ascii="Times New Roman" w:hAnsi="Times New Roman" w:cs="Times New Roman"/>
+          <w:sz w:val="28"/>
+        </w:rPr>
+        <w:t>() приводит к ошибке? Какой формат ввода ожидает каждая функция?</w:t>
       </w:r>
     </w:p>
     <w:p>
@@ -4055,12 +5595,78 @@
           <w:sz w:val="28"/>
         </w:rPr>
       </w:pPr>
-      <w:r>
-        <w:rPr>
-          <w:rFonts w:ascii="Times New Roman" w:hAnsi="Times New Roman" w:cs="Times New Roman"/>
-          <w:sz w:val="28"/>
-        </w:rPr>
-        <w:t>float("2.5") сработает (получим 2.5). int("2.5") выдаст ошибку ValueError, потому что int() ожидает только целое число (например, "2"), а точку он не понимает.</w:t>
+      <w:proofErr w:type="spellStart"/>
+      <w:proofErr w:type="gramStart"/>
+      <w:r>
+        <w:rPr>
+          <w:rFonts w:ascii="Times New Roman" w:hAnsi="Times New Roman" w:cs="Times New Roman"/>
+          <w:sz w:val="28"/>
+        </w:rPr>
+        <w:t>float</w:t>
+      </w:r>
+      <w:proofErr w:type="spellEnd"/>
+      <w:r>
+        <w:rPr>
+          <w:rFonts w:ascii="Times New Roman" w:hAnsi="Times New Roman" w:cs="Times New Roman"/>
+          <w:sz w:val="28"/>
+        </w:rPr>
+        <w:t>(</w:t>
+      </w:r>
+      <w:proofErr w:type="gramEnd"/>
+      <w:r>
+        <w:rPr>
+          <w:rFonts w:ascii="Times New Roman" w:hAnsi="Times New Roman" w:cs="Times New Roman"/>
+          <w:sz w:val="28"/>
+        </w:rPr>
+        <w:t xml:space="preserve">"2.5") сработает (получим 2.5). </w:t>
+      </w:r>
+      <w:proofErr w:type="spellStart"/>
+      <w:r>
+        <w:rPr>
+          <w:rFonts w:ascii="Times New Roman" w:hAnsi="Times New Roman" w:cs="Times New Roman"/>
+          <w:sz w:val="28"/>
+        </w:rPr>
+        <w:t>int</w:t>
+      </w:r>
+      <w:proofErr w:type="spellEnd"/>
+      <w:r>
+        <w:rPr>
+          <w:rFonts w:ascii="Times New Roman" w:hAnsi="Times New Roman" w:cs="Times New Roman"/>
+          <w:sz w:val="28"/>
+        </w:rPr>
+        <w:t xml:space="preserve">("2.5") выдаст ошибку </w:t>
+      </w:r>
+      <w:proofErr w:type="spellStart"/>
+      <w:r>
+        <w:rPr>
+          <w:rFonts w:ascii="Times New Roman" w:hAnsi="Times New Roman" w:cs="Times New Roman"/>
+          <w:sz w:val="28"/>
+        </w:rPr>
+        <w:t>ValueError</w:t>
+      </w:r>
+      <w:proofErr w:type="spellEnd"/>
+      <w:r>
+        <w:rPr>
+          <w:rFonts w:ascii="Times New Roman" w:hAnsi="Times New Roman" w:cs="Times New Roman"/>
+          <w:sz w:val="28"/>
+        </w:rPr>
+        <w:t xml:space="preserve">, потому что </w:t>
+      </w:r>
+      <w:proofErr w:type="spellStart"/>
+      <w:r>
+        <w:rPr>
+          <w:rFonts w:ascii="Times New Roman" w:hAnsi="Times New Roman" w:cs="Times New Roman"/>
+          <w:sz w:val="28"/>
+        </w:rPr>
+        <w:t>int</w:t>
+      </w:r>
+      <w:proofErr w:type="spellEnd"/>
+      <w:r>
+        <w:rPr>
+          <w:rFonts w:ascii="Times New Roman" w:hAnsi="Times New Roman" w:cs="Times New Roman"/>
+          <w:sz w:val="28"/>
+        </w:rPr>
+        <w:t>() ожидает только целое число (например, "2"), а точку он не понимает.</w:t>
       </w:r>
     </w:p>
     <w:p>
@@ -4114,7 +5720,23 @@
           <w:rFonts w:ascii="Times New Roman" w:hAnsi="Times New Roman" w:cs="Times New Roman"/>
           <w:sz w:val="28"/>
         </w:rPr>
-        <w:t>Это особенность двоичной системы счисления (float). Компьютер не может точно представить 0.1, поэтому получается хвост. Формат .2f не меняет само значение переменной, он только меняет то, как она выводится на экран.</w:t>
+        <w:t>Это особенность двоичной системы счисления (</w:t>
+      </w:r>
+      <w:proofErr w:type="spellStart"/>
+      <w:r>
+        <w:rPr>
+          <w:rFonts w:ascii="Times New Roman" w:hAnsi="Times New Roman" w:cs="Times New Roman"/>
+          <w:sz w:val="28"/>
+        </w:rPr>
+        <w:t>float</w:t>
+      </w:r>
+      <w:proofErr w:type="spellEnd"/>
+      <w:r>
+        <w:rPr>
+          <w:rFonts w:ascii="Times New Roman" w:hAnsi="Times New Roman" w:cs="Times New Roman"/>
+          <w:sz w:val="28"/>
+        </w:rPr>
+        <w:t>). Компьютер не может точно представить 0.1, поэтому получается хвост. Формат .2f не меняет само значение переменной, он только меняет то, как она выводится на экран.</w:t>
       </w:r>
     </w:p>
     <w:p>
@@ -4218,12 +5840,21 @@
           <w:sz w:val="28"/>
         </w:rPr>
       </w:pPr>
-      <w:r>
-        <w:rPr>
-          <w:rFonts w:ascii="Times New Roman" w:hAnsi="Times New Roman" w:cs="Times New Roman"/>
-          <w:sz w:val="28"/>
-        </w:rPr>
-        <w:t xml:space="preserve">num // 100 </w:t>
+      <w:proofErr w:type="spellStart"/>
+      <w:r>
+        <w:rPr>
+          <w:rFonts w:ascii="Times New Roman" w:hAnsi="Times New Roman" w:cs="Times New Roman"/>
+          <w:sz w:val="28"/>
+        </w:rPr>
+        <w:t>num</w:t>
+      </w:r>
+      <w:proofErr w:type="spellEnd"/>
+      <w:r>
+        <w:rPr>
+          <w:rFonts w:ascii="Times New Roman" w:hAnsi="Times New Roman" w:cs="Times New Roman"/>
+          <w:sz w:val="28"/>
+        </w:rPr>
+        <w:t xml:space="preserve"> // 100 </w:t>
       </w:r>
       <w:r>
         <w:rPr>
@@ -4237,7 +5868,23 @@
           <w:rFonts w:ascii="Times New Roman" w:hAnsi="Times New Roman" w:cs="Times New Roman"/>
           <w:sz w:val="28"/>
         </w:rPr>
-        <w:t xml:space="preserve"> сотни. (num // 10) % 10 </w:t>
+        <w:t xml:space="preserve"> сотни. (</w:t>
+      </w:r>
+      <w:proofErr w:type="spellStart"/>
+      <w:r>
+        <w:rPr>
+          <w:rFonts w:ascii="Times New Roman" w:hAnsi="Times New Roman" w:cs="Times New Roman"/>
+          <w:sz w:val="28"/>
+        </w:rPr>
+        <w:t>num</w:t>
+      </w:r>
+      <w:proofErr w:type="spellEnd"/>
+      <w:r>
+        <w:rPr>
+          <w:rFonts w:ascii="Times New Roman" w:hAnsi="Times New Roman" w:cs="Times New Roman"/>
+          <w:sz w:val="28"/>
+        </w:rPr>
+        <w:t xml:space="preserve"> // 10) % 10 </w:t>
       </w:r>
       <w:r>
         <w:rPr>
@@ -4251,7 +5898,23 @@
           <w:rFonts w:ascii="Times New Roman" w:hAnsi="Times New Roman" w:cs="Times New Roman"/>
           <w:sz w:val="28"/>
         </w:rPr>
-        <w:t xml:space="preserve">десятки. num % 10 </w:t>
+        <w:t xml:space="preserve">десятки. </w:t>
+      </w:r>
+      <w:proofErr w:type="spellStart"/>
+      <w:r>
+        <w:rPr>
+          <w:rFonts w:ascii="Times New Roman" w:hAnsi="Times New Roman" w:cs="Times New Roman"/>
+          <w:sz w:val="28"/>
+        </w:rPr>
+        <w:t>num</w:t>
+      </w:r>
+      <w:proofErr w:type="spellEnd"/>
+      <w:r>
+        <w:rPr>
+          <w:rFonts w:ascii="Times New Roman" w:hAnsi="Times New Roman" w:cs="Times New Roman"/>
+          <w:sz w:val="28"/>
+        </w:rPr>
+        <w:t xml:space="preserve"> % 10 </w:t>
       </w:r>
       <w:r>
         <w:rPr>
@@ -4265,7 +5928,71 @@
           <w:rFonts w:ascii="Times New Roman" w:hAnsi="Times New Roman" w:cs="Times New Roman"/>
           <w:sz w:val="28"/>
         </w:rPr>
-        <w:t xml:space="preserve"> единицы. Перенос при сложении: carry = sum // 10, units = sum % 10.</w:t>
+        <w:t xml:space="preserve"> единицы. Перенос при сложении: </w:t>
+      </w:r>
+      <w:proofErr w:type="spellStart"/>
+      <w:r>
+        <w:rPr>
+          <w:rFonts w:ascii="Times New Roman" w:hAnsi="Times New Roman" w:cs="Times New Roman"/>
+          <w:sz w:val="28"/>
+        </w:rPr>
+        <w:t>carry</w:t>
+      </w:r>
+      <w:proofErr w:type="spellEnd"/>
+      <w:r>
+        <w:rPr>
+          <w:rFonts w:ascii="Times New Roman" w:hAnsi="Times New Roman" w:cs="Times New Roman"/>
+          <w:sz w:val="28"/>
+        </w:rPr>
+        <w:t xml:space="preserve"> = </w:t>
+      </w:r>
+      <w:proofErr w:type="spellStart"/>
+      <w:r>
+        <w:rPr>
+          <w:rFonts w:ascii="Times New Roman" w:hAnsi="Times New Roman" w:cs="Times New Roman"/>
+          <w:sz w:val="28"/>
+        </w:rPr>
+        <w:t>sum</w:t>
+      </w:r>
+      <w:proofErr w:type="spellEnd"/>
+      <w:r>
+        <w:rPr>
+          <w:rFonts w:ascii="Times New Roman" w:hAnsi="Times New Roman" w:cs="Times New Roman"/>
+          <w:sz w:val="28"/>
+        </w:rPr>
+        <w:t xml:space="preserve"> // 10, </w:t>
+      </w:r>
+      <w:proofErr w:type="spellStart"/>
+      <w:r>
+        <w:rPr>
+          <w:rFonts w:ascii="Times New Roman" w:hAnsi="Times New Roman" w:cs="Times New Roman"/>
+          <w:sz w:val="28"/>
+        </w:rPr>
+        <w:t>units</w:t>
+      </w:r>
+      <w:proofErr w:type="spellEnd"/>
+      <w:r>
+        <w:rPr>
+          <w:rFonts w:ascii="Times New Roman" w:hAnsi="Times New Roman" w:cs="Times New Roman"/>
+          <w:sz w:val="28"/>
+        </w:rPr>
+        <w:t xml:space="preserve"> = </w:t>
+      </w:r>
+      <w:proofErr w:type="spellStart"/>
+      <w:r>
+        <w:rPr>
+          <w:rFonts w:ascii="Times New Roman" w:hAnsi="Times New Roman" w:cs="Times New Roman"/>
+          <w:sz w:val="28"/>
+        </w:rPr>
+        <w:t>sum</w:t>
+      </w:r>
+      <w:proofErr w:type="spellEnd"/>
+      <w:r>
+        <w:rPr>
+          <w:rFonts w:ascii="Times New Roman" w:hAnsi="Times New Roman" w:cs="Times New Roman"/>
+          <w:sz w:val="28"/>
+        </w:rPr>
+        <w:t xml:space="preserve"> % 10.</w:t>
       </w:r>
     </w:p>
     <w:p>
@@ -4333,7 +6060,23 @@
           <w:rFonts w:ascii="Times New Roman" w:hAnsi="Times New Roman" w:cs="Times New Roman"/>
           <w:sz w:val="28"/>
         </w:rPr>
-        <w:t xml:space="preserve">Например, (hour + 5) % 24 </w:t>
+        <w:t>Например, (</w:t>
+      </w:r>
+      <w:proofErr w:type="spellStart"/>
+      <w:r>
+        <w:rPr>
+          <w:rFonts w:ascii="Times New Roman" w:hAnsi="Times New Roman" w:cs="Times New Roman"/>
+          <w:sz w:val="28"/>
+        </w:rPr>
+        <w:t>hour</w:t>
+      </w:r>
+      <w:proofErr w:type="spellEnd"/>
+      <w:r>
+        <w:rPr>
+          <w:rFonts w:ascii="Times New Roman" w:hAnsi="Times New Roman" w:cs="Times New Roman"/>
+          <w:sz w:val="28"/>
+        </w:rPr>
+        <w:t xml:space="preserve"> + 5) % 24 </w:t>
       </w:r>
       <w:r>
         <w:rPr>
@@ -4380,7 +6123,98 @@
           <w:rFonts w:ascii="Times New Roman" w:hAnsi="Times New Roman" w:cs="Times New Roman"/>
           <w:sz w:val="28"/>
         </w:rPr>
-        <w:t>24. Чем различаются abs(), math.sqrt(), math.floor() и math.ceil()? Какие ограничения есть у аргумента math.sqrt() в этой работе?</w:t>
+        <w:t xml:space="preserve">24. Чем различаются </w:t>
+      </w:r>
+      <w:proofErr w:type="spellStart"/>
+      <w:proofErr w:type="gramStart"/>
+      <w:r>
+        <w:rPr>
+          <w:rFonts w:ascii="Times New Roman" w:hAnsi="Times New Roman" w:cs="Times New Roman"/>
+          <w:sz w:val="28"/>
+        </w:rPr>
+        <w:t>abs</w:t>
+      </w:r>
+      <w:proofErr w:type="spellEnd"/>
+      <w:r>
+        <w:rPr>
+          <w:rFonts w:ascii="Times New Roman" w:hAnsi="Times New Roman" w:cs="Times New Roman"/>
+          <w:sz w:val="28"/>
+        </w:rPr>
+        <w:t>(</w:t>
+      </w:r>
+      <w:proofErr w:type="gramEnd"/>
+      <w:r>
+        <w:rPr>
+          <w:rFonts w:ascii="Times New Roman" w:hAnsi="Times New Roman" w:cs="Times New Roman"/>
+          <w:sz w:val="28"/>
+        </w:rPr>
+        <w:t xml:space="preserve">), </w:t>
+      </w:r>
+      <w:proofErr w:type="spellStart"/>
+      <w:r>
+        <w:rPr>
+          <w:rFonts w:ascii="Times New Roman" w:hAnsi="Times New Roman" w:cs="Times New Roman"/>
+          <w:sz w:val="28"/>
+        </w:rPr>
+        <w:t>math.sqrt</w:t>
+      </w:r>
+      <w:proofErr w:type="spellEnd"/>
+      <w:r>
+        <w:rPr>
+          <w:rFonts w:ascii="Times New Roman" w:hAnsi="Times New Roman" w:cs="Times New Roman"/>
+          <w:sz w:val="28"/>
+        </w:rPr>
+        <w:t xml:space="preserve">(), </w:t>
+      </w:r>
+      <w:proofErr w:type="spellStart"/>
+      <w:r>
+        <w:rPr>
+          <w:rFonts w:ascii="Times New Roman" w:hAnsi="Times New Roman" w:cs="Times New Roman"/>
+          <w:sz w:val="28"/>
+        </w:rPr>
+        <w:t>math.floor</w:t>
+      </w:r>
+      <w:proofErr w:type="spellEnd"/>
+      <w:r>
+        <w:rPr>
+          <w:rFonts w:ascii="Times New Roman" w:hAnsi="Times New Roman" w:cs="Times New Roman"/>
+          <w:sz w:val="28"/>
+        </w:rPr>
+        <w:t xml:space="preserve">() и </w:t>
+      </w:r>
+      <w:proofErr w:type="spellStart"/>
+      <w:r>
+        <w:rPr>
+          <w:rFonts w:ascii="Times New Roman" w:hAnsi="Times New Roman" w:cs="Times New Roman"/>
+          <w:sz w:val="28"/>
+        </w:rPr>
+        <w:t>math.ceil</w:t>
+      </w:r>
+      <w:proofErr w:type="spellEnd"/>
+      <w:r>
+        <w:rPr>
+          <w:rFonts w:ascii="Times New Roman" w:hAnsi="Times New Roman" w:cs="Times New Roman"/>
+          <w:sz w:val="28"/>
+        </w:rPr>
+        <w:t xml:space="preserve">()? Какие ограничения есть у аргумента </w:t>
+      </w:r>
+      <w:proofErr w:type="spellStart"/>
+      <w:proofErr w:type="gramStart"/>
+      <w:r>
+        <w:rPr>
+          <w:rFonts w:ascii="Times New Roman" w:hAnsi="Times New Roman" w:cs="Times New Roman"/>
+          <w:sz w:val="28"/>
+        </w:rPr>
+        <w:t>math.sqrt</w:t>
+      </w:r>
+      <w:proofErr w:type="spellEnd"/>
+      <w:proofErr w:type="gramEnd"/>
+      <w:r>
+        <w:rPr>
+          <w:rFonts w:ascii="Times New Roman" w:hAnsi="Times New Roman" w:cs="Times New Roman"/>
+          <w:sz w:val="28"/>
+        </w:rPr>
+        <w:t>() в этой работе?</w:t>
       </w:r>
     </w:p>
     <w:p>
@@ -4395,12 +6229,30 @@
           <w:sz w:val="28"/>
         </w:rPr>
       </w:pPr>
-      <w:r>
-        <w:rPr>
-          <w:rFonts w:ascii="Times New Roman" w:hAnsi="Times New Roman" w:cs="Times New Roman"/>
-          <w:sz w:val="28"/>
-        </w:rPr>
-        <w:t xml:space="preserve">abs() </w:t>
+      <w:proofErr w:type="spellStart"/>
+      <w:proofErr w:type="gramStart"/>
+      <w:r>
+        <w:rPr>
+          <w:rFonts w:ascii="Times New Roman" w:hAnsi="Times New Roman" w:cs="Times New Roman"/>
+          <w:sz w:val="28"/>
+        </w:rPr>
+        <w:t>abs</w:t>
+      </w:r>
+      <w:proofErr w:type="spellEnd"/>
+      <w:r>
+        <w:rPr>
+          <w:rFonts w:ascii="Times New Roman" w:hAnsi="Times New Roman" w:cs="Times New Roman"/>
+          <w:sz w:val="28"/>
+        </w:rPr>
+        <w:t>(</w:t>
+      </w:r>
+      <w:proofErr w:type="gramEnd"/>
+      <w:r>
+        <w:rPr>
+          <w:rFonts w:ascii="Times New Roman" w:hAnsi="Times New Roman" w:cs="Times New Roman"/>
+          <w:sz w:val="28"/>
+        </w:rPr>
+        <w:t xml:space="preserve">) </w:t>
       </w:r>
       <w:r>
         <w:rPr>
@@ -4414,7 +6266,23 @@
           <w:rFonts w:ascii="Times New Roman" w:hAnsi="Times New Roman" w:cs="Times New Roman"/>
           <w:sz w:val="28"/>
         </w:rPr>
-        <w:t xml:space="preserve"> модуль (убирает минус). math.sqrt() </w:t>
+        <w:t xml:space="preserve"> модуль (убирает минус). </w:t>
+      </w:r>
+      <w:proofErr w:type="spellStart"/>
+      <w:r>
+        <w:rPr>
+          <w:rFonts w:ascii="Times New Roman" w:hAnsi="Times New Roman" w:cs="Times New Roman"/>
+          <w:sz w:val="28"/>
+        </w:rPr>
+        <w:t>math.sqrt</w:t>
+      </w:r>
+      <w:proofErr w:type="spellEnd"/>
+      <w:r>
+        <w:rPr>
+          <w:rFonts w:ascii="Times New Roman" w:hAnsi="Times New Roman" w:cs="Times New Roman"/>
+          <w:sz w:val="28"/>
+        </w:rPr>
+        <w:t xml:space="preserve">() </w:t>
       </w:r>
       <w:r>
         <w:rPr>
@@ -4428,7 +6296,23 @@
           <w:rFonts w:ascii="Times New Roman" w:hAnsi="Times New Roman" w:cs="Times New Roman"/>
           <w:sz w:val="28"/>
         </w:rPr>
-        <w:t xml:space="preserve"> корень. math.floor() </w:t>
+        <w:t xml:space="preserve"> корень. </w:t>
+      </w:r>
+      <w:proofErr w:type="spellStart"/>
+      <w:r>
+        <w:rPr>
+          <w:rFonts w:ascii="Times New Roman" w:hAnsi="Times New Roman" w:cs="Times New Roman"/>
+          <w:sz w:val="28"/>
+        </w:rPr>
+        <w:t>math.floor</w:t>
+      </w:r>
+      <w:proofErr w:type="spellEnd"/>
+      <w:r>
+        <w:rPr>
+          <w:rFonts w:ascii="Times New Roman" w:hAnsi="Times New Roman" w:cs="Times New Roman"/>
+          <w:sz w:val="28"/>
+        </w:rPr>
+        <w:t xml:space="preserve">() </w:t>
       </w:r>
       <w:r>
         <w:rPr>
@@ -4442,7 +6326,23 @@
           <w:rFonts w:ascii="Times New Roman" w:hAnsi="Times New Roman" w:cs="Times New Roman"/>
           <w:sz w:val="28"/>
         </w:rPr>
-        <w:t xml:space="preserve"> округление вниз. math.ceil() </w:t>
+        <w:t xml:space="preserve"> округление вниз. </w:t>
+      </w:r>
+      <w:proofErr w:type="spellStart"/>
+      <w:r>
+        <w:rPr>
+          <w:rFonts w:ascii="Times New Roman" w:hAnsi="Times New Roman" w:cs="Times New Roman"/>
+          <w:sz w:val="28"/>
+        </w:rPr>
+        <w:t>math.ceil</w:t>
+      </w:r>
+      <w:proofErr w:type="spellEnd"/>
+      <w:r>
+        <w:rPr>
+          <w:rFonts w:ascii="Times New Roman" w:hAnsi="Times New Roman" w:cs="Times New Roman"/>
+          <w:sz w:val="28"/>
+        </w:rPr>
+        <w:t xml:space="preserve">() </w:t>
       </w:r>
       <w:r>
         <w:rPr>
@@ -4456,7 +6356,32 @@
           <w:rFonts w:ascii="Times New Roman" w:hAnsi="Times New Roman" w:cs="Times New Roman"/>
           <w:sz w:val="28"/>
         </w:rPr>
-        <w:t xml:space="preserve"> округление вверх. Ограничение sqrt(): аргумент не может быть отрицательным (выдаст ошибку).</w:t>
+        <w:t xml:space="preserve"> округление вверх. Ограничение </w:t>
+      </w:r>
+      <w:proofErr w:type="spellStart"/>
+      <w:proofErr w:type="gramStart"/>
+      <w:r>
+        <w:rPr>
+          <w:rFonts w:ascii="Times New Roman" w:hAnsi="Times New Roman" w:cs="Times New Roman"/>
+          <w:sz w:val="28"/>
+        </w:rPr>
+        <w:t>sqrt</w:t>
+      </w:r>
+      <w:proofErr w:type="spellEnd"/>
+      <w:r>
+        <w:rPr>
+          <w:rFonts w:ascii="Times New Roman" w:hAnsi="Times New Roman" w:cs="Times New Roman"/>
+          <w:sz w:val="28"/>
+        </w:rPr>
+        <w:t>(</w:t>
+      </w:r>
+      <w:proofErr w:type="gramEnd"/>
+      <w:r>
+        <w:rPr>
+          <w:rFonts w:ascii="Times New Roman" w:hAnsi="Times New Roman" w:cs="Times New Roman"/>
+          <w:sz w:val="28"/>
+        </w:rPr>
+        <w:t>): аргумент не может быть отрицательным (выдаст ошибку).</w:t>
       </w:r>
     </w:p>
     <w:p>
@@ -4490,7 +6415,55 @@
           <w:rFonts w:ascii="Times New Roman" w:hAnsi="Times New Roman" w:cs="Times New Roman"/>
           <w:sz w:val="28"/>
         </w:rPr>
-        <w:t>25. Как по сообщению об ошибке определить файл, строку и причину сбоя? Чем отличаются SyntaxError, ValueError и ZeroDivisionError?</w:t>
+        <w:t xml:space="preserve">25. Как по сообщению об ошибке определить файл, строку и причину сбоя? Чем отличаются </w:t>
+      </w:r>
+      <w:proofErr w:type="spellStart"/>
+      <w:r>
+        <w:rPr>
+          <w:rFonts w:ascii="Times New Roman" w:hAnsi="Times New Roman" w:cs="Times New Roman"/>
+          <w:sz w:val="28"/>
+        </w:rPr>
+        <w:t>SyntaxError</w:t>
+      </w:r>
+      <w:proofErr w:type="spellEnd"/>
+      <w:r>
+        <w:rPr>
+          <w:rFonts w:ascii="Times New Roman" w:hAnsi="Times New Roman" w:cs="Times New Roman"/>
+          <w:sz w:val="28"/>
+        </w:rPr>
+        <w:t xml:space="preserve">, </w:t>
+      </w:r>
+      <w:proofErr w:type="spellStart"/>
+      <w:r>
+        <w:rPr>
+          <w:rFonts w:ascii="Times New Roman" w:hAnsi="Times New Roman" w:cs="Times New Roman"/>
+          <w:sz w:val="28"/>
+        </w:rPr>
+        <w:t>ValueError</w:t>
+      </w:r>
+      <w:proofErr w:type="spellEnd"/>
+      <w:r>
+        <w:rPr>
+          <w:rFonts w:ascii="Times New Roman" w:hAnsi="Times New Roman" w:cs="Times New Roman"/>
+          <w:sz w:val="28"/>
+        </w:rPr>
+        <w:t xml:space="preserve"> и </w:t>
+      </w:r>
+      <w:proofErr w:type="spellStart"/>
+      <w:r>
+        <w:rPr>
+          <w:rFonts w:ascii="Times New Roman" w:hAnsi="Times New Roman" w:cs="Times New Roman"/>
+          <w:sz w:val="28"/>
+        </w:rPr>
+        <w:t>ZeroDivisionError</w:t>
+      </w:r>
+      <w:proofErr w:type="spellEnd"/>
+      <w:r>
+        <w:rPr>
+          <w:rFonts w:ascii="Times New Roman" w:hAnsi="Times New Roman" w:cs="Times New Roman"/>
+          <w:sz w:val="28"/>
+        </w:rPr>
+        <w:t>?</w:t>
       </w:r>
     </w:p>
     <w:p>
@@ -4511,7 +6484,23 @@
           <w:rFonts w:ascii="Times New Roman" w:hAnsi="Times New Roman" w:cs="Times New Roman"/>
           <w:sz w:val="28"/>
         </w:rPr>
-        <w:t xml:space="preserve">В сообщении об ошибке показан файл, строка и тип ошибки. SyntaxError </w:t>
+        <w:t xml:space="preserve">В сообщении об ошибке показан файл, строка и тип ошибки. </w:t>
+      </w:r>
+      <w:proofErr w:type="spellStart"/>
+      <w:r>
+        <w:rPr>
+          <w:rFonts w:ascii="Times New Roman" w:hAnsi="Times New Roman" w:cs="Times New Roman"/>
+          <w:sz w:val="28"/>
+        </w:rPr>
+        <w:t>SyntaxError</w:t>
+      </w:r>
+      <w:proofErr w:type="spellEnd"/>
+      <w:r>
+        <w:rPr>
+          <w:rFonts w:ascii="Times New Roman" w:hAnsi="Times New Roman" w:cs="Times New Roman"/>
+          <w:sz w:val="28"/>
+        </w:rPr>
+        <w:t xml:space="preserve"> </w:t>
       </w:r>
       <w:r>
         <w:rPr>
@@ -4525,7 +6514,23 @@
           <w:rFonts w:ascii="Times New Roman" w:hAnsi="Times New Roman" w:cs="Times New Roman"/>
           <w:sz w:val="28"/>
         </w:rPr>
-        <w:t xml:space="preserve"> опечатка в коде (программа даже не запустится). ValueError </w:t>
+        <w:t xml:space="preserve"> опечатка в коде (программа даже не запустится). </w:t>
+      </w:r>
+      <w:proofErr w:type="spellStart"/>
+      <w:r>
+        <w:rPr>
+          <w:rFonts w:ascii="Times New Roman" w:hAnsi="Times New Roman" w:cs="Times New Roman"/>
+          <w:sz w:val="28"/>
+        </w:rPr>
+        <w:t>ValueError</w:t>
+      </w:r>
+      <w:proofErr w:type="spellEnd"/>
+      <w:r>
+        <w:rPr>
+          <w:rFonts w:ascii="Times New Roman" w:hAnsi="Times New Roman" w:cs="Times New Roman"/>
+          <w:sz w:val="28"/>
+        </w:rPr>
+        <w:t xml:space="preserve"> </w:t>
       </w:r>
       <w:r>
         <w:rPr>
@@ -4539,7 +6544,39 @@
           <w:rFonts w:ascii="Times New Roman" w:hAnsi="Times New Roman" w:cs="Times New Roman"/>
           <w:sz w:val="28"/>
         </w:rPr>
-        <w:t xml:space="preserve"> код верный, но данные не те (например, int("привет")). ZeroDivisionError </w:t>
+        <w:t xml:space="preserve"> код верный, но данные не те (например, </w:t>
+      </w:r>
+      <w:proofErr w:type="spellStart"/>
+      <w:r>
+        <w:rPr>
+          <w:rFonts w:ascii="Times New Roman" w:hAnsi="Times New Roman" w:cs="Times New Roman"/>
+          <w:sz w:val="28"/>
+        </w:rPr>
+        <w:t>int</w:t>
+      </w:r>
+      <w:proofErr w:type="spellEnd"/>
+      <w:r>
+        <w:rPr>
+          <w:rFonts w:ascii="Times New Roman" w:hAnsi="Times New Roman" w:cs="Times New Roman"/>
+          <w:sz w:val="28"/>
+        </w:rPr>
+        <w:t xml:space="preserve">("привет")). </w:t>
+      </w:r>
+      <w:proofErr w:type="spellStart"/>
+      <w:r>
+        <w:rPr>
+          <w:rFonts w:ascii="Times New Roman" w:hAnsi="Times New Roman" w:cs="Times New Roman"/>
+          <w:sz w:val="28"/>
+        </w:rPr>
+        <w:t>ZeroDivisionError</w:t>
+      </w:r>
+      <w:proofErr w:type="spellEnd"/>
+      <w:r>
+        <w:rPr>
+          <w:rFonts w:ascii="Times New Roman" w:hAnsi="Times New Roman" w:cs="Times New Roman"/>
+          <w:sz w:val="28"/>
+        </w:rPr>
+        <w:t xml:space="preserve"> </w:t>
       </w:r>
       <w:r>
         <w:rPr>
@@ -4592,7 +6629,16 @@
           <w:b/>
           <w:sz w:val="28"/>
         </w:rPr>
-        <w:t xml:space="preserve">ывод: </w:t>
+        <w:t>ывод</w:t>
+      </w:r>
+      <w:proofErr w:type="gramStart"/>
+      <w:r>
+        <w:rPr>
+          <w:rFonts w:ascii="Times New Roman" w:hAnsi="Times New Roman" w:cs="Times New Roman"/>
+          <w:b/>
+          <w:sz w:val="28"/>
+        </w:rPr>
+        <w:t xml:space="preserve">: </w:t>
       </w:r>
       <w:r>
         <w:rPr>
@@ -4600,7 +6646,52 @@
           <w:bCs/>
           <w:sz w:val="28"/>
         </w:rPr>
-        <w:t>В ходе работы освоил ввод/вывод данных в Python, преобразование типов (int, float), f-строки и форматирование чисел. Все программы работают корректно, результаты совпадают с ожидаемыми.</w:t>
+        <w:t>В ходе</w:t>
+      </w:r>
+      <w:proofErr w:type="gramEnd"/>
+      <w:r>
+        <w:rPr>
+          <w:rFonts w:ascii="Times New Roman" w:hAnsi="Times New Roman" w:cs="Times New Roman"/>
+          <w:bCs/>
+          <w:sz w:val="28"/>
+        </w:rPr>
+        <w:t xml:space="preserve"> работы освоил ввод/вывод данных в Python, преобразование типов (</w:t>
+      </w:r>
+      <w:proofErr w:type="spellStart"/>
+      <w:r>
+        <w:rPr>
+          <w:rFonts w:ascii="Times New Roman" w:hAnsi="Times New Roman" w:cs="Times New Roman"/>
+          <w:bCs/>
+          <w:sz w:val="28"/>
+        </w:rPr>
+        <w:t>int</w:t>
+      </w:r>
+      <w:proofErr w:type="spellEnd"/>
+      <w:r>
+        <w:rPr>
+          <w:rFonts w:ascii="Times New Roman" w:hAnsi="Times New Roman" w:cs="Times New Roman"/>
+          <w:bCs/>
+          <w:sz w:val="28"/>
+        </w:rPr>
+        <w:t xml:space="preserve">, </w:t>
+      </w:r>
+      <w:proofErr w:type="spellStart"/>
+      <w:r>
+        <w:rPr>
+          <w:rFonts w:ascii="Times New Roman" w:hAnsi="Times New Roman" w:cs="Times New Roman"/>
+          <w:bCs/>
+          <w:sz w:val="28"/>
+        </w:rPr>
+        <w:t>float</w:t>
+      </w:r>
+      <w:proofErr w:type="spellEnd"/>
+      <w:r>
+        <w:rPr>
+          <w:rFonts w:ascii="Times New Roman" w:hAnsi="Times New Roman" w:cs="Times New Roman"/>
+          <w:bCs/>
+          <w:sz w:val="28"/>
+        </w:rPr>
+        <w:t>), f-строки и форматирование чисел. Все программы работают корректно, результаты совпадают с ожидаемыми.</w:t>
       </w:r>
     </w:p>
     <w:p>
